--- a/docs/Labs/Lab01-Python/CS212_CodeReviewForm-Lab01.docx
+++ b/docs/Labs/Lab01-Python/CS212_CodeReviewForm-Lab01.docx
@@ -1,27 +1,19 @@
 
 <file path=word/document.xml><?xml version="1.0" encoding="utf-8"?>
-<w:document xmlns:o="urn:schemas-microsoft-com:office:office" xmlns:r="http://schemas.openxmlformats.org/officeDocument/2006/relationships" xmlns:v="urn:schemas-microsoft-com:vml" xmlns:w="http://schemas.openxmlformats.org/wordprocessingml/2006/main" xmlns:w10="urn:schemas-microsoft-com:office:word" xmlns:wp="http://schemas.openxmlformats.org/drawingml/2006/wordprocessingDrawing" xmlns:wps="http://schemas.microsoft.com/office/word/2010/wordprocessingShape" xmlns:wpg="http://schemas.microsoft.com/office/word/2010/wordprocessingGroup" xmlns:mc="http://schemas.openxmlformats.org/markup-compatibility/2006" xmlns:wp14="http://schemas.microsoft.com/office/word/2010/wordprocessingDrawing" xmlns:w14="http://schemas.microsoft.com/office/word/2010/wordml" xmlns:w15="http://schemas.microsoft.com/office/word/2012/wordml" mc:Ignorable="w14 wp14 w15">
+<w:document xmlns:wpc="http://schemas.microsoft.com/office/word/2010/wordprocessingCanvas" xmlns:cx="http://schemas.microsoft.com/office/drawing/2014/chartex" xmlns:cx1="http://schemas.microsoft.com/office/drawing/2015/9/8/chartex" xmlns:cx2="http://schemas.microsoft.com/office/drawing/2015/10/21/chartex" xmlns:cx3="http://schemas.microsoft.com/office/drawing/2016/5/9/chartex" xmlns:cx4="http://schemas.microsoft.com/office/drawing/2016/5/10/chartex" xmlns:cx5="http://schemas.microsoft.com/office/drawing/2016/5/11/chartex" xmlns:cx6="http://schemas.microsoft.com/office/drawing/2016/5/12/chartex" xmlns:cx7="http://schemas.microsoft.com/office/drawing/2016/5/13/chartex" xmlns:cx8="http://schemas.microsoft.com/office/drawing/2016/5/14/chartex" xmlns:mc="http://schemas.openxmlformats.org/markup-compatibility/2006" xmlns:aink="http://schemas.microsoft.com/office/drawing/2016/ink" xmlns:am3d="http://schemas.microsoft.com/office/drawing/2017/model3d" xmlns:o="urn:schemas-microsoft-com:office:office" xmlns:oel="http://schemas.microsoft.com/office/2019/extlst" xmlns:r="http://schemas.openxmlformats.org/officeDocument/2006/relationships" xmlns:m="http://schemas.openxmlformats.org/officeDocument/2006/math" xmlns:v="urn:schemas-microsoft-com:vml" xmlns:wp14="http://schemas.microsoft.com/office/word/2010/wordprocessingDrawing" xmlns:wp="http://schemas.openxmlformats.org/drawingml/2006/wordprocessingDrawing" xmlns:w10="urn:schemas-microsoft-com:office:word" xmlns:w="http://schemas.openxmlformats.org/wordprocessingml/2006/main" xmlns:w14="http://schemas.microsoft.com/office/word/2010/wordml" xmlns:w15="http://schemas.microsoft.com/office/word/2012/wordml" xmlns:w16cex="http://schemas.microsoft.com/office/word/2018/wordml/cex" xmlns:w16cid="http://schemas.microsoft.com/office/word/2016/wordml/cid" xmlns:w16="http://schemas.microsoft.com/office/word/2018/wordml" xmlns:w16du="http://schemas.microsoft.com/office/word/2023/wordml/word16du" xmlns:w16sdtdh="http://schemas.microsoft.com/office/word/2020/wordml/sdtdatahash" xmlns:w16sdtfl="http://schemas.microsoft.com/office/word/2024/wordml/sdtformatlock" xmlns:w16se="http://schemas.microsoft.com/office/word/2015/wordml/symex" xmlns:wpg="http://schemas.microsoft.com/office/word/2010/wordprocessingGroup" xmlns:wpi="http://schemas.microsoft.com/office/word/2010/wordprocessingInk" xmlns:wne="http://schemas.microsoft.com/office/word/2006/wordml" xmlns:wps="http://schemas.microsoft.com/office/word/2010/wordprocessingShape" mc:Ignorable="w14 w15 w16se w16cid w16 w16cex w16sdtdh w16sdtfl w16du wp14">
   <w:body>
     <w:tbl>
       <w:tblPr>
         <w:tblW w:w="9606" w:type="dxa"/>
-        <w:jc w:val="left"/>
         <w:tblInd w:w="-15" w:type="dxa"/>
         <w:tblLayout w:type="fixed"/>
-        <w:tblCellMar>
-          <w:top w:w="0" w:type="dxa"/>
-          <w:left w:w="108" w:type="dxa"/>
-          <w:bottom w:w="0" w:type="dxa"/>
-          <w:right w:w="108" w:type="dxa"/>
-        </w:tblCellMar>
-        <w:tblLook w:val="0000" w:noHBand="0" w:noVBand="0" w:firstColumn="0" w:lastRow="0" w:lastColumn="0" w:firstRow="0"/>
+        <w:tblLook w:val="0000" w:firstRow="0" w:lastRow="0" w:firstColumn="0" w:lastColumn="0" w:noHBand="0" w:noVBand="0"/>
       </w:tblPr>
       <w:tblGrid>
         <w:gridCol w:w="6129"/>
         <w:gridCol w:w="3477"/>
       </w:tblGrid>
       <w:tr>
-        <w:trPr/>
         <w:tc>
           <w:tcPr>
             <w:tcW w:w="6129" w:type="dxa"/>
@@ -33,14 +25,11 @@
           </w:tcPr>
           <w:p>
             <w:pPr>
-              <w:pStyle w:val="Normal"/>
-              <w:widowControl w:val="false"/>
-              <w:snapToGrid w:val="false"/>
-              <w:spacing w:lineRule="auto" w:line="240" w:before="0" w:after="0"/>
-              <w:rPr/>
-            </w:pPr>
-            <w:r>
-              <w:rPr/>
+              <w:widowControl w:val="0"/>
+              <w:snapToGrid w:val="0"/>
+              <w:spacing w:after="0" w:line="240" w:lineRule="auto"/>
+            </w:pPr>
+            <w:r>
               <w:t>Date</w:t>
             </w:r>
           </w:p>
@@ -57,20 +46,14 @@
           </w:tcPr>
           <w:p>
             <w:pPr>
-              <w:pStyle w:val="Normal"/>
-              <w:widowControl w:val="false"/>
-              <w:snapToGrid w:val="false"/>
-              <w:spacing w:lineRule="auto" w:line="240" w:before="0" w:after="0"/>
-              <w:rPr/>
-            </w:pPr>
-            <w:r>
-              <w:rPr/>
-            </w:r>
-          </w:p>
-        </w:tc>
-      </w:tr>
-      <w:tr>
-        <w:trPr/>
+              <w:widowControl w:val="0"/>
+              <w:snapToGrid w:val="0"/>
+              <w:spacing w:after="0" w:line="240" w:lineRule="auto"/>
+            </w:pPr>
+          </w:p>
+        </w:tc>
+      </w:tr>
+      <w:tr>
         <w:tc>
           <w:tcPr>
             <w:tcW w:w="6129" w:type="dxa"/>
@@ -82,14 +65,11 @@
           </w:tcPr>
           <w:p>
             <w:pPr>
-              <w:pStyle w:val="Normal"/>
-              <w:widowControl w:val="false"/>
-              <w:snapToGrid w:val="false"/>
-              <w:spacing w:lineRule="auto" w:line="240" w:before="0" w:after="0"/>
-              <w:rPr/>
-            </w:pPr>
-            <w:r>
-              <w:rPr/>
+              <w:widowControl w:val="0"/>
+              <w:snapToGrid w:val="0"/>
+              <w:spacing w:after="0" w:line="240" w:lineRule="auto"/>
+            </w:pPr>
+            <w:r>
               <w:t>Developer (Person whose code is being reviewed)</w:t>
             </w:r>
           </w:p>
@@ -106,20 +86,14 @@
           </w:tcPr>
           <w:p>
             <w:pPr>
-              <w:pStyle w:val="Normal"/>
-              <w:widowControl w:val="false"/>
-              <w:snapToGrid w:val="false"/>
-              <w:spacing w:lineRule="auto" w:line="240" w:before="0" w:after="0"/>
-              <w:rPr/>
-            </w:pPr>
-            <w:r>
-              <w:rPr/>
-            </w:r>
-          </w:p>
-        </w:tc>
-      </w:tr>
-      <w:tr>
-        <w:trPr/>
+              <w:widowControl w:val="0"/>
+              <w:snapToGrid w:val="0"/>
+              <w:spacing w:after="0" w:line="240" w:lineRule="auto"/>
+            </w:pPr>
+          </w:p>
+        </w:tc>
+      </w:tr>
+      <w:tr>
         <w:tc>
           <w:tcPr>
             <w:tcW w:w="6129" w:type="dxa"/>
@@ -131,14 +105,11 @@
           </w:tcPr>
           <w:p>
             <w:pPr>
-              <w:pStyle w:val="Normal"/>
-              <w:widowControl w:val="false"/>
-              <w:snapToGrid w:val="false"/>
-              <w:spacing w:lineRule="auto" w:line="240" w:before="0" w:after="0"/>
-              <w:rPr/>
-            </w:pPr>
-            <w:r>
-              <w:rPr/>
+              <w:widowControl w:val="0"/>
+              <w:snapToGrid w:val="0"/>
+              <w:spacing w:after="0" w:line="240" w:lineRule="auto"/>
+            </w:pPr>
+            <w:r>
               <w:t>Developer’s lab version (A, B, or C)</w:t>
             </w:r>
           </w:p>
@@ -155,20 +126,14 @@
           </w:tcPr>
           <w:p>
             <w:pPr>
-              <w:pStyle w:val="Normal"/>
-              <w:widowControl w:val="false"/>
-              <w:snapToGrid w:val="false"/>
-              <w:spacing w:lineRule="auto" w:line="240" w:before="0" w:after="0"/>
-              <w:rPr/>
-            </w:pPr>
-            <w:r>
-              <w:rPr/>
-            </w:r>
-          </w:p>
-        </w:tc>
-      </w:tr>
-      <w:tr>
-        <w:trPr/>
+              <w:widowControl w:val="0"/>
+              <w:snapToGrid w:val="0"/>
+              <w:spacing w:after="0" w:line="240" w:lineRule="auto"/>
+            </w:pPr>
+          </w:p>
+        </w:tc>
+      </w:tr>
+      <w:tr>
         <w:tc>
           <w:tcPr>
             <w:tcW w:w="6129" w:type="dxa"/>
@@ -180,19 +145,12 @@
           </w:tcPr>
           <w:p>
             <w:pPr>
-              <w:pStyle w:val="Normal"/>
-              <w:widowControl w:val="false"/>
-              <w:snapToGrid w:val="false"/>
-              <w:spacing w:lineRule="auto" w:line="240" w:before="0" w:after="0"/>
-              <w:rPr/>
-            </w:pPr>
-            <w:r>
-              <w:rPr/>
-              <w:t>L</w:t>
-            </w:r>
-            <w:r>
-              <w:rPr/>
-              <w:t>ab partner team name</w:t>
+              <w:widowControl w:val="0"/>
+              <w:snapToGrid w:val="0"/>
+              <w:spacing w:after="0" w:line="240" w:lineRule="auto"/>
+            </w:pPr>
+            <w:r>
+              <w:t>Lab partner team name</w:t>
             </w:r>
           </w:p>
         </w:tc>
@@ -208,20 +166,14 @@
           </w:tcPr>
           <w:p>
             <w:pPr>
-              <w:pStyle w:val="Normal"/>
-              <w:widowControl w:val="false"/>
-              <w:snapToGrid w:val="false"/>
-              <w:spacing w:lineRule="auto" w:line="240" w:before="0" w:after="0"/>
-              <w:rPr/>
-            </w:pPr>
-            <w:r>
-              <w:rPr/>
-            </w:r>
-          </w:p>
-        </w:tc>
-      </w:tr>
-      <w:tr>
-        <w:trPr/>
+              <w:widowControl w:val="0"/>
+              <w:snapToGrid w:val="0"/>
+              <w:spacing w:after="0" w:line="240" w:lineRule="auto"/>
+            </w:pPr>
+          </w:p>
+        </w:tc>
+      </w:tr>
+      <w:tr>
         <w:tc>
           <w:tcPr>
             <w:tcW w:w="6129" w:type="dxa"/>
@@ -233,14 +185,11 @@
           </w:tcPr>
           <w:p>
             <w:pPr>
-              <w:pStyle w:val="Normal"/>
-              <w:widowControl w:val="false"/>
-              <w:snapToGrid w:val="false"/>
-              <w:spacing w:lineRule="auto" w:line="240" w:before="0" w:after="0"/>
-              <w:rPr/>
-            </w:pPr>
-            <w:r>
-              <w:rPr/>
+              <w:widowControl w:val="0"/>
+              <w:snapToGrid w:val="0"/>
+              <w:spacing w:after="0" w:line="240" w:lineRule="auto"/>
+            </w:pPr>
+            <w:r>
               <w:t>Reviewer</w:t>
             </w:r>
           </w:p>
@@ -257,24 +206,18 @@
           </w:tcPr>
           <w:p>
             <w:pPr>
-              <w:pStyle w:val="Normal"/>
-              <w:widowControl w:val="false"/>
-              <w:snapToGrid w:val="false"/>
-              <w:spacing w:lineRule="auto" w:line="240" w:before="0" w:after="0"/>
-              <w:rPr/>
-            </w:pPr>
-            <w:r>
-              <w:rPr/>
-            </w:r>
+              <w:widowControl w:val="0"/>
+              <w:snapToGrid w:val="0"/>
+              <w:spacing w:after="0" w:line="240" w:lineRule="auto"/>
+            </w:pPr>
           </w:p>
         </w:tc>
       </w:tr>
     </w:tbl>
     <w:p>
       <w:pPr>
-        <w:pStyle w:val="Normal"/>
-        <w:widowControl w:val="false"/>
-        <w:spacing w:lineRule="auto" w:line="240" w:before="0" w:after="0"/>
+        <w:widowControl w:val="0"/>
+        <w:spacing w:after="0" w:line="240" w:lineRule="auto"/>
         <w:rPr>
           <w:u w:val="single"/>
         </w:rPr>
@@ -289,40 +232,31 @@
     </w:p>
     <w:p>
       <w:pPr>
-        <w:pStyle w:val="Normal"/>
-        <w:widowControl w:val="false"/>
-        <w:spacing w:lineRule="auto" w:line="240"/>
-        <w:rPr/>
+        <w:widowControl w:val="0"/>
+        <w:spacing w:line="240" w:lineRule="auto"/>
       </w:pPr>
       <w:r>
-        <w:rPr/>
         <w:t>The reviewer will complete this form for the beta version of a lab assignment done by one of their lab partners. After filling out the “Beta” column and adding comments, the reviewer will upload this document to the Lab Beta + Review Forum.</w:t>
       </w:r>
     </w:p>
     <w:p>
       <w:pPr>
-        <w:pStyle w:val="Normal"/>
-        <w:widowControl w:val="false"/>
-        <w:spacing w:lineRule="auto" w:line="240"/>
-        <w:rPr/>
+        <w:widowControl w:val="0"/>
+        <w:spacing w:line="240" w:lineRule="auto"/>
       </w:pPr>
       <w:r>
-        <w:rPr/>
         <w:t>The developer will revise the beta version of their lab work and fill out the “Prod” (production) column to reflect any changes they have made. The developer will submit this completed form along with the production version of their lab assignment.</w:t>
       </w:r>
     </w:p>
     <w:p>
       <w:pPr>
-        <w:pStyle w:val="Normal"/>
-        <w:widowControl w:val="false"/>
-        <w:spacing w:lineRule="auto" w:line="240"/>
-        <w:rPr/>
+        <w:widowControl w:val="0"/>
+        <w:spacing w:line="240" w:lineRule="auto"/>
       </w:pPr>
       <w:r>
-        <w:rPr/>
         <w:t xml:space="preserve">Refer to </w:t>
       </w:r>
-      <w:hyperlink r:id="rId2">
+      <w:hyperlink r:id="rId6">
         <w:r>
           <w:rPr>
             <w:rStyle w:val="Hyperlink"/>
@@ -331,13 +265,12 @@
         </w:r>
       </w:hyperlink>
       <w:r>
-        <w:rPr/>
         <w:t xml:space="preserve"> and  </w:t>
       </w:r>
-      <w:hyperlink r:id="rId3">
+      <w:hyperlink r:id="rId7">
         <w:r>
           <w:rPr>
-            <w:rStyle w:val="ListLabel28"/>
+            <w:rStyle w:val="Hyperlink"/>
           </w:rPr>
           <w:t>Coding Style and Best Practice Checklist</w:t>
         </w:r>
@@ -350,26 +283,19 @@
         <w:t xml:space="preserve"> </w:t>
       </w:r>
       <w:r>
-        <w:rPr/>
         <w:t xml:space="preserve"> for guidance.</w:t>
       </w:r>
     </w:p>
     <w:p>
       <w:pPr>
-        <w:pStyle w:val="Normal"/>
-        <w:widowControl w:val="false"/>
-        <w:spacing w:lineRule="auto" w:line="240"/>
-        <w:rPr/>
+        <w:widowControl w:val="0"/>
+        <w:spacing w:line="240" w:lineRule="auto"/>
       </w:pPr>
-      <w:r>
-        <w:rPr/>
-      </w:r>
     </w:p>
     <w:p>
       <w:pPr>
-        <w:pStyle w:val="Normal"/>
-        <w:widowControl w:val="false"/>
-        <w:spacing w:lineRule="auto" w:line="240"/>
+        <w:widowControl w:val="0"/>
+        <w:spacing w:line="240" w:lineRule="auto"/>
         <w:rPr>
           <w:b/>
           <w:bCs/>
@@ -390,16 +316,9 @@
     <w:tbl>
       <w:tblPr>
         <w:tblW w:w="9540" w:type="dxa"/>
-        <w:jc w:val="left"/>
         <w:tblInd w:w="18" w:type="dxa"/>
         <w:tblLayout w:type="fixed"/>
-        <w:tblCellMar>
-          <w:top w:w="0" w:type="dxa"/>
-          <w:left w:w="108" w:type="dxa"/>
-          <w:bottom w:w="0" w:type="dxa"/>
-          <w:right w:w="108" w:type="dxa"/>
-        </w:tblCellMar>
-        <w:tblLook w:val="0000" w:noHBand="0" w:noVBand="0" w:firstColumn="0" w:lastRow="0" w:lastColumn="0" w:firstRow="0"/>
+        <w:tblLook w:val="0000" w:firstRow="0" w:lastRow="0" w:firstColumn="0" w:lastColumn="0" w:noHBand="0" w:noVBand="0"/>
       </w:tblPr>
       <w:tblGrid>
         <w:gridCol w:w="7380"/>
@@ -407,7 +326,6 @@
         <w:gridCol w:w="1170"/>
       </w:tblGrid>
       <w:tr>
-        <w:trPr/>
         <w:tc>
           <w:tcPr>
             <w:tcW w:w="7380" w:type="dxa"/>
@@ -416,14 +334,13 @@
               <w:left w:val="single" w:sz="4" w:space="0" w:color="000000"/>
               <w:bottom w:val="single" w:sz="4" w:space="0" w:color="000000"/>
             </w:tcBorders>
-            <w:shd w:color="auto" w:fill="auto" w:val="pct25"/>
-          </w:tcPr>
-          <w:p>
-            <w:pPr>
-              <w:pStyle w:val="Normal"/>
-              <w:widowControl w:val="false"/>
-              <w:snapToGrid w:val="false"/>
-              <w:spacing w:lineRule="auto" w:line="240" w:before="0" w:after="0"/>
+            <w:shd w:val="pct25" w:color="auto" w:fill="auto"/>
+          </w:tcPr>
+          <w:p>
+            <w:pPr>
+              <w:widowControl w:val="0"/>
+              <w:snapToGrid w:val="0"/>
+              <w:spacing w:after="0" w:line="240" w:lineRule="auto"/>
               <w:rPr>
                 <w:b/>
                 <w:bCs/>
@@ -447,14 +364,13 @@
               <w:bottom w:val="single" w:sz="4" w:space="0" w:color="000000"/>
               <w:right w:val="single" w:sz="4" w:space="0" w:color="000000"/>
             </w:tcBorders>
-            <w:shd w:color="auto" w:fill="auto" w:val="pct25"/>
-          </w:tcPr>
-          <w:p>
-            <w:pPr>
-              <w:pStyle w:val="Normal"/>
-              <w:widowControl w:val="false"/>
-              <w:snapToGrid w:val="false"/>
-              <w:spacing w:lineRule="auto" w:line="240" w:before="0" w:after="0"/>
+            <w:shd w:val="pct25" w:color="auto" w:fill="auto"/>
+          </w:tcPr>
+          <w:p>
+            <w:pPr>
+              <w:widowControl w:val="0"/>
+              <w:snapToGrid w:val="0"/>
+              <w:spacing w:after="0" w:line="240" w:lineRule="auto"/>
               <w:rPr>
                 <w:b/>
                 <w:bCs/>
@@ -478,14 +394,13 @@
               <w:bottom w:val="single" w:sz="4" w:space="0" w:color="000000"/>
               <w:right w:val="single" w:sz="4" w:space="0" w:color="000000"/>
             </w:tcBorders>
-            <w:shd w:color="auto" w:fill="auto" w:val="pct25"/>
-          </w:tcPr>
-          <w:p>
-            <w:pPr>
-              <w:pStyle w:val="Normal"/>
-              <w:widowControl w:val="false"/>
-              <w:snapToGrid w:val="false"/>
-              <w:spacing w:lineRule="auto" w:line="240" w:before="0" w:after="0"/>
+            <w:shd w:val="pct25" w:color="auto" w:fill="auto"/>
+          </w:tcPr>
+          <w:p>
+            <w:pPr>
+              <w:widowControl w:val="0"/>
+              <w:snapToGrid w:val="0"/>
+              <w:spacing w:after="0" w:line="240" w:lineRule="auto"/>
               <w:rPr>
                 <w:b/>
                 <w:bCs/>
@@ -503,7 +418,7 @@
       </w:tr>
       <w:tr>
         <w:trPr>
-          <w:trHeight w:val="287" w:hRule="atLeast"/>
+          <w:trHeight w:val="287"/>
         </w:trPr>
         <w:tc>
           <w:tcPr>
@@ -513,19 +428,24 @@
               <w:left w:val="single" w:sz="4" w:space="0" w:color="000000"/>
               <w:bottom w:val="single" w:sz="4" w:space="0" w:color="000000"/>
             </w:tcBorders>
-            <w:shd w:color="auto" w:fill="auto" w:val="pct5"/>
-          </w:tcPr>
-          <w:p>
-            <w:pPr>
-              <w:pStyle w:val="Normal"/>
-              <w:widowControl w:val="false"/>
-              <w:snapToGrid w:val="false"/>
-              <w:spacing w:lineRule="auto" w:line="240" w:before="0" w:after="0"/>
-              <w:rPr/>
-            </w:pPr>
-            <w:r>
-              <w:rPr/>
-              <w:t>Are no errors shown in the IDE? (Yes or No and list issues below)</w:t>
+            <w:shd w:val="pct5" w:color="auto" w:fill="auto"/>
+          </w:tcPr>
+          <w:p>
+            <w:pPr>
+              <w:widowControl w:val="0"/>
+              <w:snapToGrid w:val="0"/>
+              <w:spacing w:after="0" w:line="240" w:lineRule="auto"/>
+            </w:pPr>
+            <w:r>
+              <w:t xml:space="preserve">Are no errors shown in the IDE? (Yes or </w:t>
+            </w:r>
+            <w:proofErr w:type="gramStart"/>
+            <w:r>
+              <w:t>No</w:t>
+            </w:r>
+            <w:proofErr w:type="gramEnd"/>
+            <w:r>
+              <w:t xml:space="preserve"> and list issues below)</w:t>
             </w:r>
           </w:p>
         </w:tc>
@@ -538,19 +458,14 @@
               <w:bottom w:val="single" w:sz="4" w:space="0" w:color="000000"/>
               <w:right w:val="single" w:sz="4" w:space="0" w:color="000000"/>
             </w:tcBorders>
-            <w:shd w:color="auto" w:fill="auto" w:val="pct5"/>
-          </w:tcPr>
-          <w:p>
-            <w:pPr>
-              <w:pStyle w:val="Normal"/>
-              <w:widowControl w:val="false"/>
-              <w:snapToGrid w:val="false"/>
-              <w:spacing w:lineRule="auto" w:line="240" w:before="0" w:after="0"/>
-              <w:rPr/>
-            </w:pPr>
-            <w:r>
-              <w:rPr/>
-            </w:r>
+            <w:shd w:val="pct5" w:color="auto" w:fill="auto"/>
+          </w:tcPr>
+          <w:p>
+            <w:pPr>
+              <w:widowControl w:val="0"/>
+              <w:snapToGrid w:val="0"/>
+              <w:spacing w:after="0" w:line="240" w:lineRule="auto"/>
+            </w:pPr>
           </w:p>
         </w:tc>
         <w:tc>
@@ -562,24 +477,18 @@
               <w:bottom w:val="single" w:sz="4" w:space="0" w:color="000000"/>
               <w:right w:val="single" w:sz="4" w:space="0" w:color="000000"/>
             </w:tcBorders>
-            <w:shd w:color="auto" w:fill="auto" w:val="pct5"/>
-          </w:tcPr>
-          <w:p>
-            <w:pPr>
-              <w:pStyle w:val="Normal"/>
-              <w:widowControl w:val="false"/>
-              <w:snapToGrid w:val="false"/>
-              <w:spacing w:lineRule="auto" w:line="240" w:before="0" w:after="0"/>
-              <w:rPr/>
-            </w:pPr>
-            <w:r>
-              <w:rPr/>
-            </w:r>
-          </w:p>
-        </w:tc>
-      </w:tr>
-      <w:tr>
-        <w:trPr/>
+            <w:shd w:val="pct5" w:color="auto" w:fill="auto"/>
+          </w:tcPr>
+          <w:p>
+            <w:pPr>
+              <w:widowControl w:val="0"/>
+              <w:snapToGrid w:val="0"/>
+              <w:spacing w:after="0" w:line="240" w:lineRule="auto"/>
+            </w:pPr>
+          </w:p>
+        </w:tc>
+      </w:tr>
+      <w:tr>
         <w:tc>
           <w:tcPr>
             <w:tcW w:w="9540" w:type="dxa"/>
@@ -593,20 +502,14 @@
           </w:tcPr>
           <w:p>
             <w:pPr>
-              <w:pStyle w:val="Normal"/>
-              <w:widowControl w:val="false"/>
-              <w:snapToGrid w:val="false"/>
-              <w:spacing w:lineRule="auto" w:line="240" w:before="0" w:after="0"/>
-              <w:rPr/>
-            </w:pPr>
-            <w:r>
-              <w:rPr/>
-            </w:r>
-          </w:p>
-        </w:tc>
-      </w:tr>
-      <w:tr>
-        <w:trPr/>
+              <w:widowControl w:val="0"/>
+              <w:snapToGrid w:val="0"/>
+              <w:spacing w:after="0" w:line="240" w:lineRule="auto"/>
+            </w:pPr>
+          </w:p>
+        </w:tc>
+      </w:tr>
+      <w:tr>
         <w:tc>
           <w:tcPr>
             <w:tcW w:w="9540" w:type="dxa"/>
@@ -620,20 +523,14 @@
           </w:tcPr>
           <w:p>
             <w:pPr>
-              <w:pStyle w:val="Normal"/>
-              <w:widowControl w:val="false"/>
-              <w:snapToGrid w:val="false"/>
-              <w:spacing w:lineRule="auto" w:line="240" w:before="0" w:after="0"/>
-              <w:rPr/>
-            </w:pPr>
-            <w:r>
-              <w:rPr/>
-            </w:r>
-          </w:p>
-        </w:tc>
-      </w:tr>
-      <w:tr>
-        <w:trPr/>
+              <w:widowControl w:val="0"/>
+              <w:snapToGrid w:val="0"/>
+              <w:spacing w:after="0" w:line="240" w:lineRule="auto"/>
+            </w:pPr>
+          </w:p>
+        </w:tc>
+      </w:tr>
+      <w:tr>
         <w:tc>
           <w:tcPr>
             <w:tcW w:w="7380" w:type="dxa"/>
@@ -642,18 +539,15 @@
               <w:left w:val="single" w:sz="4" w:space="0" w:color="000000"/>
               <w:bottom w:val="single" w:sz="4" w:space="0" w:color="000000"/>
             </w:tcBorders>
-            <w:shd w:color="auto" w:fill="auto" w:val="pct5"/>
-          </w:tcPr>
-          <w:p>
-            <w:pPr>
-              <w:pStyle w:val="Normal"/>
-              <w:widowControl w:val="false"/>
-              <w:snapToGrid w:val="false"/>
-              <w:spacing w:lineRule="auto" w:line="240" w:before="0" w:after="0"/>
-              <w:rPr/>
-            </w:pPr>
-            <w:r>
-              <w:rPr/>
+            <w:shd w:val="pct5" w:color="auto" w:fill="auto"/>
+          </w:tcPr>
+          <w:p>
+            <w:pPr>
+              <w:widowControl w:val="0"/>
+              <w:snapToGrid w:val="0"/>
+              <w:spacing w:after="0" w:line="240" w:lineRule="auto"/>
+            </w:pPr>
+            <w:r>
               <w:t>Does it run without errors?</w:t>
             </w:r>
           </w:p>
@@ -667,19 +561,14 @@
               <w:bottom w:val="single" w:sz="4" w:space="0" w:color="000000"/>
               <w:right w:val="single" w:sz="4" w:space="0" w:color="000000"/>
             </w:tcBorders>
-            <w:shd w:color="auto" w:fill="auto" w:val="pct5"/>
-          </w:tcPr>
-          <w:p>
-            <w:pPr>
-              <w:pStyle w:val="Normal"/>
-              <w:widowControl w:val="false"/>
-              <w:snapToGrid w:val="false"/>
-              <w:spacing w:lineRule="auto" w:line="240" w:before="0" w:after="0"/>
-              <w:rPr/>
-            </w:pPr>
-            <w:r>
-              <w:rPr/>
-            </w:r>
+            <w:shd w:val="pct5" w:color="auto" w:fill="auto"/>
+          </w:tcPr>
+          <w:p>
+            <w:pPr>
+              <w:widowControl w:val="0"/>
+              <w:snapToGrid w:val="0"/>
+              <w:spacing w:after="0" w:line="240" w:lineRule="auto"/>
+            </w:pPr>
           </w:p>
         </w:tc>
         <w:tc>
@@ -691,24 +580,18 @@
               <w:bottom w:val="single" w:sz="4" w:space="0" w:color="000000"/>
               <w:right w:val="single" w:sz="4" w:space="0" w:color="000000"/>
             </w:tcBorders>
-            <w:shd w:color="auto" w:fill="auto" w:val="pct5"/>
-          </w:tcPr>
-          <w:p>
-            <w:pPr>
-              <w:pStyle w:val="Normal"/>
-              <w:widowControl w:val="false"/>
-              <w:snapToGrid w:val="false"/>
-              <w:spacing w:lineRule="auto" w:line="240" w:before="0" w:after="0"/>
-              <w:rPr/>
-            </w:pPr>
-            <w:r>
-              <w:rPr/>
-            </w:r>
-          </w:p>
-        </w:tc>
-      </w:tr>
-      <w:tr>
-        <w:trPr/>
+            <w:shd w:val="pct5" w:color="auto" w:fill="auto"/>
+          </w:tcPr>
+          <w:p>
+            <w:pPr>
+              <w:widowControl w:val="0"/>
+              <w:snapToGrid w:val="0"/>
+              <w:spacing w:after="0" w:line="240" w:lineRule="auto"/>
+            </w:pPr>
+          </w:p>
+        </w:tc>
+      </w:tr>
+      <w:tr>
         <w:tc>
           <w:tcPr>
             <w:tcW w:w="9540" w:type="dxa"/>
@@ -722,20 +605,14 @@
           </w:tcPr>
           <w:p>
             <w:pPr>
-              <w:pStyle w:val="Normal"/>
-              <w:widowControl w:val="false"/>
-              <w:snapToGrid w:val="false"/>
-              <w:spacing w:lineRule="auto" w:line="240" w:before="0" w:after="0"/>
-              <w:rPr/>
-            </w:pPr>
-            <w:r>
-              <w:rPr/>
-            </w:r>
-          </w:p>
-        </w:tc>
-      </w:tr>
-      <w:tr>
-        <w:trPr/>
+              <w:widowControl w:val="0"/>
+              <w:snapToGrid w:val="0"/>
+              <w:spacing w:after="0" w:line="240" w:lineRule="auto"/>
+            </w:pPr>
+          </w:p>
+        </w:tc>
+      </w:tr>
+      <w:tr>
         <w:tc>
           <w:tcPr>
             <w:tcW w:w="7380" w:type="dxa"/>
@@ -744,19 +621,24 @@
               <w:left w:val="single" w:sz="4" w:space="0" w:color="000000"/>
               <w:bottom w:val="single" w:sz="4" w:space="0" w:color="000000"/>
             </w:tcBorders>
-            <w:shd w:color="auto" w:fill="auto" w:val="pct5"/>
-          </w:tcPr>
-          <w:p>
-            <w:pPr>
-              <w:pStyle w:val="Normal"/>
-              <w:widowControl w:val="false"/>
-              <w:snapToGrid w:val="false"/>
-              <w:spacing w:lineRule="auto" w:line="240" w:before="0" w:after="0"/>
-              <w:rPr/>
-            </w:pPr>
-            <w:r>
-              <w:rPr/>
-              <w:t>Does it have all the same functionality as the original program?</w:t>
+            <w:shd w:val="pct5" w:color="auto" w:fill="auto"/>
+          </w:tcPr>
+          <w:p>
+            <w:pPr>
+              <w:widowControl w:val="0"/>
+              <w:snapToGrid w:val="0"/>
+              <w:spacing w:after="0" w:line="240" w:lineRule="auto"/>
+            </w:pPr>
+            <w:r>
+              <w:t xml:space="preserve">Does it </w:t>
+            </w:r>
+            <w:proofErr w:type="gramStart"/>
+            <w:r>
+              <w:t>have all</w:t>
+            </w:r>
+            <w:proofErr w:type="gramEnd"/>
+            <w:r>
+              <w:t xml:space="preserve"> the same functionality as the original program?</w:t>
             </w:r>
           </w:p>
         </w:tc>
@@ -769,19 +651,14 @@
               <w:bottom w:val="single" w:sz="4" w:space="0" w:color="000000"/>
               <w:right w:val="single" w:sz="4" w:space="0" w:color="000000"/>
             </w:tcBorders>
-            <w:shd w:color="auto" w:fill="auto" w:val="pct5"/>
-          </w:tcPr>
-          <w:p>
-            <w:pPr>
-              <w:pStyle w:val="Normal"/>
-              <w:widowControl w:val="false"/>
-              <w:snapToGrid w:val="false"/>
-              <w:spacing w:lineRule="auto" w:line="240" w:before="0" w:after="0"/>
-              <w:rPr/>
-            </w:pPr>
-            <w:r>
-              <w:rPr/>
-            </w:r>
+            <w:shd w:val="pct5" w:color="auto" w:fill="auto"/>
+          </w:tcPr>
+          <w:p>
+            <w:pPr>
+              <w:widowControl w:val="0"/>
+              <w:snapToGrid w:val="0"/>
+              <w:spacing w:after="0" w:line="240" w:lineRule="auto"/>
+            </w:pPr>
           </w:p>
         </w:tc>
         <w:tc>
@@ -793,24 +670,18 @@
               <w:bottom w:val="single" w:sz="4" w:space="0" w:color="000000"/>
               <w:right w:val="single" w:sz="4" w:space="0" w:color="000000"/>
             </w:tcBorders>
-            <w:shd w:color="auto" w:fill="auto" w:val="pct5"/>
-          </w:tcPr>
-          <w:p>
-            <w:pPr>
-              <w:pStyle w:val="Normal"/>
-              <w:widowControl w:val="false"/>
-              <w:snapToGrid w:val="false"/>
-              <w:spacing w:lineRule="auto" w:line="240" w:before="0" w:after="0"/>
-              <w:rPr/>
-            </w:pPr>
-            <w:r>
-              <w:rPr/>
-            </w:r>
-          </w:p>
-        </w:tc>
-      </w:tr>
-      <w:tr>
-        <w:trPr/>
+            <w:shd w:val="pct5" w:color="auto" w:fill="auto"/>
+          </w:tcPr>
+          <w:p>
+            <w:pPr>
+              <w:widowControl w:val="0"/>
+              <w:snapToGrid w:val="0"/>
+              <w:spacing w:after="0" w:line="240" w:lineRule="auto"/>
+            </w:pPr>
+          </w:p>
+        </w:tc>
+      </w:tr>
+      <w:tr>
         <w:tc>
           <w:tcPr>
             <w:tcW w:w="9540" w:type="dxa"/>
@@ -824,20 +695,14 @@
           </w:tcPr>
           <w:p>
             <w:pPr>
-              <w:pStyle w:val="Normal"/>
-              <w:widowControl w:val="false"/>
-              <w:snapToGrid w:val="false"/>
-              <w:spacing w:lineRule="auto" w:line="240" w:before="0" w:after="0"/>
-              <w:rPr/>
-            </w:pPr>
-            <w:r>
-              <w:rPr/>
-            </w:r>
-          </w:p>
-        </w:tc>
-      </w:tr>
-      <w:tr>
-        <w:trPr/>
+              <w:widowControl w:val="0"/>
+              <w:snapToGrid w:val="0"/>
+              <w:spacing w:after="0" w:line="240" w:lineRule="auto"/>
+            </w:pPr>
+          </w:p>
+        </w:tc>
+      </w:tr>
+      <w:tr>
         <w:tc>
           <w:tcPr>
             <w:tcW w:w="9540" w:type="dxa"/>
@@ -851,20 +716,14 @@
           </w:tcPr>
           <w:p>
             <w:pPr>
-              <w:pStyle w:val="Normal"/>
-              <w:widowControl w:val="false"/>
-              <w:snapToGrid w:val="false"/>
-              <w:spacing w:lineRule="auto" w:line="240" w:before="0" w:after="0"/>
-              <w:rPr/>
-            </w:pPr>
-            <w:r>
-              <w:rPr/>
-            </w:r>
-          </w:p>
-        </w:tc>
-      </w:tr>
-      <w:tr>
-        <w:trPr/>
+              <w:widowControl w:val="0"/>
+              <w:snapToGrid w:val="0"/>
+              <w:spacing w:after="0" w:line="240" w:lineRule="auto"/>
+            </w:pPr>
+          </w:p>
+        </w:tc>
+      </w:tr>
+      <w:tr>
         <w:tc>
           <w:tcPr>
             <w:tcW w:w="7380" w:type="dxa"/>
@@ -873,18 +732,15 @@
               <w:left w:val="single" w:sz="4" w:space="0" w:color="000000"/>
               <w:bottom w:val="single" w:sz="4" w:space="0" w:color="000000"/>
             </w:tcBorders>
-            <w:shd w:color="auto" w:fill="auto" w:val="pct5"/>
-          </w:tcPr>
-          <w:p>
-            <w:pPr>
-              <w:pStyle w:val="Normal"/>
-              <w:widowControl w:val="false"/>
-              <w:snapToGrid w:val="false"/>
-              <w:spacing w:lineRule="auto" w:line="240" w:before="0" w:after="0"/>
-              <w:rPr/>
-            </w:pPr>
-            <w:r>
-              <w:rPr/>
+            <w:shd w:val="pct5" w:color="auto" w:fill="auto"/>
+          </w:tcPr>
+          <w:p>
+            <w:pPr>
+              <w:widowControl w:val="0"/>
+              <w:snapToGrid w:val="0"/>
+              <w:spacing w:after="0" w:line="240" w:lineRule="auto"/>
+            </w:pPr>
+            <w:r>
               <w:t xml:space="preserve">Is there a test module that tests the program for all input combinations? </w:t>
             </w:r>
           </w:p>
@@ -898,19 +754,14 @@
               <w:bottom w:val="single" w:sz="4" w:space="0" w:color="000000"/>
               <w:right w:val="single" w:sz="4" w:space="0" w:color="000000"/>
             </w:tcBorders>
-            <w:shd w:color="auto" w:fill="auto" w:val="pct5"/>
-          </w:tcPr>
-          <w:p>
-            <w:pPr>
-              <w:pStyle w:val="Normal"/>
-              <w:widowControl w:val="false"/>
-              <w:snapToGrid w:val="false"/>
-              <w:spacing w:lineRule="auto" w:line="240" w:before="0" w:after="0"/>
-              <w:rPr/>
-            </w:pPr>
-            <w:r>
-              <w:rPr/>
-            </w:r>
+            <w:shd w:val="pct5" w:color="auto" w:fill="auto"/>
+          </w:tcPr>
+          <w:p>
+            <w:pPr>
+              <w:widowControl w:val="0"/>
+              <w:snapToGrid w:val="0"/>
+              <w:spacing w:after="0" w:line="240" w:lineRule="auto"/>
+            </w:pPr>
           </w:p>
         </w:tc>
         <w:tc>
@@ -922,24 +773,18 @@
               <w:bottom w:val="single" w:sz="4" w:space="0" w:color="000000"/>
               <w:right w:val="single" w:sz="4" w:space="0" w:color="000000"/>
             </w:tcBorders>
-            <w:shd w:color="auto" w:fill="auto" w:val="pct5"/>
-          </w:tcPr>
-          <w:p>
-            <w:pPr>
-              <w:pStyle w:val="Normal"/>
-              <w:widowControl w:val="false"/>
-              <w:snapToGrid w:val="false"/>
-              <w:spacing w:lineRule="auto" w:line="240" w:before="0" w:after="0"/>
-              <w:rPr/>
-            </w:pPr>
-            <w:r>
-              <w:rPr/>
-            </w:r>
-          </w:p>
-        </w:tc>
-      </w:tr>
-      <w:tr>
-        <w:trPr/>
+            <w:shd w:val="pct5" w:color="auto" w:fill="auto"/>
+          </w:tcPr>
+          <w:p>
+            <w:pPr>
+              <w:widowControl w:val="0"/>
+              <w:snapToGrid w:val="0"/>
+              <w:spacing w:after="0" w:line="240" w:lineRule="auto"/>
+            </w:pPr>
+          </w:p>
+        </w:tc>
+      </w:tr>
+      <w:tr>
         <w:tc>
           <w:tcPr>
             <w:tcW w:w="9540" w:type="dxa"/>
@@ -953,20 +798,14 @@
           </w:tcPr>
           <w:p>
             <w:pPr>
-              <w:pStyle w:val="Normal"/>
-              <w:widowControl w:val="false"/>
-              <w:snapToGrid w:val="false"/>
-              <w:spacing w:lineRule="auto" w:line="240" w:before="0" w:after="0"/>
-              <w:rPr/>
-            </w:pPr>
-            <w:r>
-              <w:rPr/>
-            </w:r>
-          </w:p>
-        </w:tc>
-      </w:tr>
-      <w:tr>
-        <w:trPr/>
+              <w:widowControl w:val="0"/>
+              <w:snapToGrid w:val="0"/>
+              <w:spacing w:after="0" w:line="240" w:lineRule="auto"/>
+            </w:pPr>
+          </w:p>
+        </w:tc>
+      </w:tr>
+      <w:tr>
         <w:tc>
           <w:tcPr>
             <w:tcW w:w="7380" w:type="dxa"/>
@@ -975,18 +814,15 @@
               <w:left w:val="single" w:sz="4" w:space="0" w:color="000000"/>
               <w:bottom w:val="single" w:sz="4" w:space="0" w:color="000000"/>
             </w:tcBorders>
-            <w:shd w:color="auto" w:fill="auto" w:val="pct5"/>
-          </w:tcPr>
-          <w:p>
-            <w:pPr>
-              <w:pStyle w:val="Normal"/>
-              <w:widowControl w:val="false"/>
-              <w:snapToGrid w:val="false"/>
-              <w:spacing w:lineRule="auto" w:line="240" w:before="0" w:after="0"/>
-              <w:rPr/>
-            </w:pPr>
-            <w:r>
-              <w:rPr/>
+            <w:shd w:val="pct5" w:color="auto" w:fill="auto"/>
+          </w:tcPr>
+          <w:p>
+            <w:pPr>
+              <w:widowControl w:val="0"/>
+              <w:snapToGrid w:val="0"/>
+              <w:spacing w:after="0" w:line="240" w:lineRule="auto"/>
+            </w:pPr>
+            <w:r>
               <w:t xml:space="preserve">Does the style conform to Python coding conventions? </w:t>
             </w:r>
           </w:p>
@@ -1000,19 +836,14 @@
               <w:bottom w:val="single" w:sz="4" w:space="0" w:color="000000"/>
               <w:right w:val="single" w:sz="4" w:space="0" w:color="000000"/>
             </w:tcBorders>
-            <w:shd w:color="auto" w:fill="auto" w:val="pct5"/>
-          </w:tcPr>
-          <w:p>
-            <w:pPr>
-              <w:pStyle w:val="Normal"/>
-              <w:widowControl w:val="false"/>
-              <w:snapToGrid w:val="false"/>
-              <w:spacing w:lineRule="auto" w:line="240" w:before="0" w:after="0"/>
-              <w:rPr/>
-            </w:pPr>
-            <w:r>
-              <w:rPr/>
-            </w:r>
+            <w:shd w:val="pct5" w:color="auto" w:fill="auto"/>
+          </w:tcPr>
+          <w:p>
+            <w:pPr>
+              <w:widowControl w:val="0"/>
+              <w:snapToGrid w:val="0"/>
+              <w:spacing w:after="0" w:line="240" w:lineRule="auto"/>
+            </w:pPr>
           </w:p>
         </w:tc>
         <w:tc>
@@ -1024,24 +855,18 @@
               <w:bottom w:val="single" w:sz="4" w:space="0" w:color="000000"/>
               <w:right w:val="single" w:sz="4" w:space="0" w:color="000000"/>
             </w:tcBorders>
-            <w:shd w:color="auto" w:fill="auto" w:val="pct5"/>
-          </w:tcPr>
-          <w:p>
-            <w:pPr>
-              <w:pStyle w:val="Normal"/>
-              <w:widowControl w:val="false"/>
-              <w:snapToGrid w:val="false"/>
-              <w:spacing w:lineRule="auto" w:line="240" w:before="0" w:after="0"/>
-              <w:rPr/>
-            </w:pPr>
-            <w:r>
-              <w:rPr/>
-            </w:r>
-          </w:p>
-        </w:tc>
-      </w:tr>
-      <w:tr>
-        <w:trPr/>
+            <w:shd w:val="pct5" w:color="auto" w:fill="auto"/>
+          </w:tcPr>
+          <w:p>
+            <w:pPr>
+              <w:widowControl w:val="0"/>
+              <w:snapToGrid w:val="0"/>
+              <w:spacing w:after="0" w:line="240" w:lineRule="auto"/>
+            </w:pPr>
+          </w:p>
+        </w:tc>
+      </w:tr>
+      <w:tr>
         <w:tc>
           <w:tcPr>
             <w:tcW w:w="9540" w:type="dxa"/>
@@ -1055,20 +880,14 @@
           </w:tcPr>
           <w:p>
             <w:pPr>
-              <w:pStyle w:val="Normal"/>
-              <w:widowControl w:val="false"/>
-              <w:snapToGrid w:val="false"/>
-              <w:spacing w:lineRule="auto" w:line="240" w:before="0" w:after="0"/>
-              <w:rPr/>
-            </w:pPr>
-            <w:r>
-              <w:rPr/>
-            </w:r>
-          </w:p>
-        </w:tc>
-      </w:tr>
-      <w:tr>
-        <w:trPr/>
+              <w:widowControl w:val="0"/>
+              <w:snapToGrid w:val="0"/>
+              <w:spacing w:after="0" w:line="240" w:lineRule="auto"/>
+            </w:pPr>
+          </w:p>
+        </w:tc>
+      </w:tr>
+      <w:tr>
         <w:tc>
           <w:tcPr>
             <w:tcW w:w="9540" w:type="dxa"/>
@@ -1082,20 +901,14 @@
           </w:tcPr>
           <w:p>
             <w:pPr>
-              <w:pStyle w:val="Normal"/>
-              <w:widowControl w:val="false"/>
-              <w:snapToGrid w:val="false"/>
-              <w:spacing w:lineRule="auto" w:line="240" w:before="0" w:after="0"/>
-              <w:rPr/>
-            </w:pPr>
-            <w:r>
-              <w:rPr/>
-            </w:r>
-          </w:p>
-        </w:tc>
-      </w:tr>
-      <w:tr>
-        <w:trPr/>
+              <w:widowControl w:val="0"/>
+              <w:snapToGrid w:val="0"/>
+              <w:spacing w:after="0" w:line="240" w:lineRule="auto"/>
+            </w:pPr>
+          </w:p>
+        </w:tc>
+      </w:tr>
+      <w:tr>
         <w:tc>
           <w:tcPr>
             <w:tcW w:w="7380" w:type="dxa"/>
@@ -1104,18 +917,15 @@
               <w:left w:val="single" w:sz="4" w:space="0" w:color="000000"/>
               <w:bottom w:val="single" w:sz="4" w:space="0" w:color="000000"/>
             </w:tcBorders>
-            <w:shd w:color="auto" w:fill="auto" w:val="pct5"/>
-          </w:tcPr>
-          <w:p>
-            <w:pPr>
-              <w:pStyle w:val="Normal"/>
-              <w:widowControl w:val="false"/>
-              <w:snapToGrid w:val="false"/>
-              <w:spacing w:lineRule="auto" w:line="240" w:before="0" w:after="0"/>
-              <w:rPr/>
-            </w:pPr>
-            <w:r>
-              <w:rPr/>
+            <w:shd w:val="pct5" w:color="auto" w:fill="auto"/>
+          </w:tcPr>
+          <w:p>
+            <w:pPr>
+              <w:widowControl w:val="0"/>
+              <w:snapToGrid w:val="0"/>
+              <w:spacing w:after="0" w:line="240" w:lineRule="auto"/>
+            </w:pPr>
+            <w:r>
               <w:t xml:space="preserve">Do the design and implementation conform to best practices? </w:t>
             </w:r>
           </w:p>
@@ -1129,19 +939,14 @@
               <w:bottom w:val="single" w:sz="4" w:space="0" w:color="000000"/>
               <w:right w:val="single" w:sz="4" w:space="0" w:color="000000"/>
             </w:tcBorders>
-            <w:shd w:color="auto" w:fill="auto" w:val="pct5"/>
-          </w:tcPr>
-          <w:p>
-            <w:pPr>
-              <w:pStyle w:val="Normal"/>
-              <w:widowControl w:val="false"/>
-              <w:snapToGrid w:val="false"/>
-              <w:spacing w:lineRule="auto" w:line="240" w:before="0" w:after="0"/>
-              <w:rPr/>
-            </w:pPr>
-            <w:r>
-              <w:rPr/>
-            </w:r>
+            <w:shd w:val="pct5" w:color="auto" w:fill="auto"/>
+          </w:tcPr>
+          <w:p>
+            <w:pPr>
+              <w:widowControl w:val="0"/>
+              <w:snapToGrid w:val="0"/>
+              <w:spacing w:after="0" w:line="240" w:lineRule="auto"/>
+            </w:pPr>
           </w:p>
         </w:tc>
         <w:tc>
@@ -1153,24 +958,18 @@
               <w:bottom w:val="single" w:sz="4" w:space="0" w:color="000000"/>
               <w:right w:val="single" w:sz="4" w:space="0" w:color="000000"/>
             </w:tcBorders>
-            <w:shd w:color="auto" w:fill="auto" w:val="pct5"/>
-          </w:tcPr>
-          <w:p>
-            <w:pPr>
-              <w:pStyle w:val="Normal"/>
-              <w:widowControl w:val="false"/>
-              <w:snapToGrid w:val="false"/>
-              <w:spacing w:lineRule="auto" w:line="240" w:before="0" w:after="0"/>
-              <w:rPr/>
-            </w:pPr>
-            <w:r>
-              <w:rPr/>
-            </w:r>
-          </w:p>
-        </w:tc>
-      </w:tr>
-      <w:tr>
-        <w:trPr/>
+            <w:shd w:val="pct5" w:color="auto" w:fill="auto"/>
+          </w:tcPr>
+          <w:p>
+            <w:pPr>
+              <w:widowControl w:val="0"/>
+              <w:snapToGrid w:val="0"/>
+              <w:spacing w:after="0" w:line="240" w:lineRule="auto"/>
+            </w:pPr>
+          </w:p>
+        </w:tc>
+      </w:tr>
+      <w:tr>
         <w:tc>
           <w:tcPr>
             <w:tcW w:w="9540" w:type="dxa"/>
@@ -1184,20 +983,14 @@
           </w:tcPr>
           <w:p>
             <w:pPr>
-              <w:pStyle w:val="Normal"/>
-              <w:widowControl w:val="false"/>
-              <w:snapToGrid w:val="false"/>
-              <w:spacing w:lineRule="auto" w:line="240" w:before="0" w:after="0"/>
-              <w:rPr/>
-            </w:pPr>
-            <w:r>
-              <w:rPr/>
-            </w:r>
-          </w:p>
-        </w:tc>
-      </w:tr>
-      <w:tr>
-        <w:trPr/>
+              <w:widowControl w:val="0"/>
+              <w:snapToGrid w:val="0"/>
+              <w:spacing w:after="0" w:line="240" w:lineRule="auto"/>
+            </w:pPr>
+          </w:p>
+        </w:tc>
+      </w:tr>
+      <w:tr>
         <w:tc>
           <w:tcPr>
             <w:tcW w:w="9540" w:type="dxa"/>
@@ -1211,20 +1004,14 @@
           </w:tcPr>
           <w:p>
             <w:pPr>
-              <w:pStyle w:val="Normal"/>
-              <w:widowControl w:val="false"/>
-              <w:snapToGrid w:val="false"/>
-              <w:spacing w:lineRule="auto" w:line="240" w:before="0" w:after="0"/>
-              <w:rPr/>
-            </w:pPr>
-            <w:r>
-              <w:rPr/>
-            </w:r>
-          </w:p>
-        </w:tc>
-      </w:tr>
-      <w:tr>
-        <w:trPr/>
+              <w:widowControl w:val="0"/>
+              <w:snapToGrid w:val="0"/>
+              <w:spacing w:after="0" w:line="240" w:lineRule="auto"/>
+            </w:pPr>
+          </w:p>
+        </w:tc>
+      </w:tr>
+      <w:tr>
         <w:tc>
           <w:tcPr>
             <w:tcW w:w="9540" w:type="dxa"/>
@@ -1235,25 +1022,21 @@
               <w:bottom w:val="single" w:sz="4" w:space="0" w:color="000000"/>
               <w:right w:val="single" w:sz="4" w:space="0" w:color="000000"/>
             </w:tcBorders>
-            <w:shd w:color="auto" w:fill="auto" w:val="pct5"/>
-          </w:tcPr>
-          <w:p>
-            <w:pPr>
-              <w:pStyle w:val="Normal"/>
-              <w:widowControl w:val="false"/>
-              <w:snapToGrid w:val="false"/>
-              <w:spacing w:lineRule="auto" w:line="240" w:before="0" w:after="0"/>
-              <w:rPr/>
-            </w:pPr>
-            <w:r>
-              <w:rPr/>
+            <w:shd w:val="pct5" w:color="auto" w:fill="auto"/>
+          </w:tcPr>
+          <w:p>
+            <w:pPr>
+              <w:widowControl w:val="0"/>
+              <w:snapToGrid w:val="0"/>
+              <w:spacing w:after="0" w:line="240" w:lineRule="auto"/>
+            </w:pPr>
+            <w:r>
               <w:t>Comments</w:t>
             </w:r>
           </w:p>
         </w:tc>
       </w:tr>
       <w:tr>
-        <w:trPr/>
         <w:tc>
           <w:tcPr>
             <w:tcW w:w="9540" w:type="dxa"/>
@@ -1267,35 +1050,39 @@
           </w:tcPr>
           <w:p>
             <w:pPr>
-              <w:pStyle w:val="Normal"/>
-              <w:widowControl w:val="false"/>
-              <w:snapToGrid w:val="false"/>
-              <w:spacing w:lineRule="auto" w:line="240" w:before="0" w:after="0"/>
-              <w:rPr/>
-            </w:pPr>
-            <w:r>
-              <w:rPr/>
-            </w:r>
+              <w:widowControl w:val="0"/>
+              <w:snapToGrid w:val="0"/>
+              <w:spacing w:after="0" w:line="240" w:lineRule="auto"/>
+            </w:pPr>
           </w:p>
         </w:tc>
       </w:tr>
     </w:tbl>
     <w:p>
       <w:pPr>
-        <w:pStyle w:val="Normal"/>
-        <w:suppressAutoHyphens w:val="false"/>
-        <w:spacing w:lineRule="auto" w:line="240" w:before="0" w:after="0"/>
-        <w:rPr/>
+        <w:suppressAutoHyphens w:val="0"/>
+        <w:spacing w:after="0" w:line="240" w:lineRule="auto"/>
+      </w:pPr>
+    </w:p>
+    <w:p>
+      <w:pPr>
+        <w:suppressAutoHyphens w:val="0"/>
+        <w:spacing w:after="0" w:line="240" w:lineRule="auto"/>
+        <w:rPr>
+          <w:b/>
+          <w:bCs/>
+          <w:sz w:val="28"/>
+          <w:szCs w:val="28"/>
+        </w:rPr>
       </w:pPr>
       <w:r>
-        <w:rPr/>
+        <w:br w:type="page"/>
       </w:r>
     </w:p>
     <w:p>
       <w:pPr>
-        <w:pStyle w:val="Normal"/>
-        <w:suppressAutoHyphens w:val="false"/>
-        <w:spacing w:lineRule="auto" w:line="240" w:before="0" w:after="0"/>
+        <w:widowControl w:val="0"/>
+        <w:spacing w:line="240" w:lineRule="auto"/>
         <w:rPr>
           <w:b/>
           <w:bCs/>
@@ -1310,46 +1097,16 @@
           <w:sz w:val="28"/>
           <w:szCs w:val="28"/>
         </w:rPr>
-      </w:r>
-      <w:r>
-        <w:br w:type="page"/>
-      </w:r>
-    </w:p>
-    <w:p>
-      <w:pPr>
-        <w:pStyle w:val="Normal"/>
-        <w:widowControl w:val="false"/>
-        <w:spacing w:lineRule="auto" w:line="240" w:before="0" w:after="200"/>
-        <w:rPr>
-          <w:b/>
-          <w:bCs/>
-          <w:sz w:val="28"/>
-          <w:szCs w:val="28"/>
-        </w:rPr>
-      </w:pPr>
-      <w:r>
-        <w:rPr>
-          <w:b/>
-          <w:bCs/>
-          <w:sz w:val="28"/>
-          <w:szCs w:val="28"/>
-        </w:rPr>
+        <w:lastRenderedPageBreak/>
         <w:t>2. Write a Python Program</w:t>
       </w:r>
     </w:p>
     <w:tbl>
       <w:tblPr>
         <w:tblW w:w="9540" w:type="dxa"/>
-        <w:jc w:val="left"/>
         <w:tblInd w:w="18" w:type="dxa"/>
         <w:tblLayout w:type="fixed"/>
-        <w:tblCellMar>
-          <w:top w:w="0" w:type="dxa"/>
-          <w:left w:w="108" w:type="dxa"/>
-          <w:bottom w:w="0" w:type="dxa"/>
-          <w:right w:w="108" w:type="dxa"/>
-        </w:tblCellMar>
-        <w:tblLook w:val="0000" w:noHBand="0" w:noVBand="0" w:firstColumn="0" w:lastRow="0" w:lastColumn="0" w:firstRow="0"/>
+        <w:tblLook w:val="0000" w:firstRow="0" w:lastRow="0" w:firstColumn="0" w:lastColumn="0" w:noHBand="0" w:noVBand="0"/>
       </w:tblPr>
       <w:tblGrid>
         <w:gridCol w:w="7380"/>
@@ -1357,7 +1114,6 @@
         <w:gridCol w:w="1170"/>
       </w:tblGrid>
       <w:tr>
-        <w:trPr/>
         <w:tc>
           <w:tcPr>
             <w:tcW w:w="7380" w:type="dxa"/>
@@ -1366,14 +1122,13 @@
               <w:left w:val="single" w:sz="4" w:space="0" w:color="000000"/>
               <w:bottom w:val="single" w:sz="4" w:space="0" w:color="000000"/>
             </w:tcBorders>
-            <w:shd w:color="auto" w:fill="auto" w:val="pct25"/>
-          </w:tcPr>
-          <w:p>
-            <w:pPr>
-              <w:pStyle w:val="Normal"/>
-              <w:widowControl w:val="false"/>
-              <w:snapToGrid w:val="false"/>
-              <w:spacing w:lineRule="auto" w:line="240" w:before="0" w:after="0"/>
+            <w:shd w:val="pct25" w:color="auto" w:fill="auto"/>
+          </w:tcPr>
+          <w:p>
+            <w:pPr>
+              <w:widowControl w:val="0"/>
+              <w:snapToGrid w:val="0"/>
+              <w:spacing w:after="0" w:line="240" w:lineRule="auto"/>
               <w:rPr>
                 <w:b/>
                 <w:bCs/>
@@ -1397,14 +1152,13 @@
               <w:bottom w:val="single" w:sz="4" w:space="0" w:color="000000"/>
               <w:right w:val="single" w:sz="4" w:space="0" w:color="000000"/>
             </w:tcBorders>
-            <w:shd w:color="auto" w:fill="auto" w:val="pct25"/>
-          </w:tcPr>
-          <w:p>
-            <w:pPr>
-              <w:pStyle w:val="Normal"/>
-              <w:widowControl w:val="false"/>
-              <w:snapToGrid w:val="false"/>
-              <w:spacing w:lineRule="auto" w:line="240" w:before="0" w:after="0"/>
+            <w:shd w:val="pct25" w:color="auto" w:fill="auto"/>
+          </w:tcPr>
+          <w:p>
+            <w:pPr>
+              <w:widowControl w:val="0"/>
+              <w:snapToGrid w:val="0"/>
+              <w:spacing w:after="0" w:line="240" w:lineRule="auto"/>
               <w:rPr>
                 <w:b/>
                 <w:bCs/>
@@ -1428,14 +1182,13 @@
               <w:bottom w:val="single" w:sz="4" w:space="0" w:color="000000"/>
               <w:right w:val="single" w:sz="4" w:space="0" w:color="000000"/>
             </w:tcBorders>
-            <w:shd w:color="auto" w:fill="auto" w:val="pct25"/>
-          </w:tcPr>
-          <w:p>
-            <w:pPr>
-              <w:pStyle w:val="Normal"/>
-              <w:widowControl w:val="false"/>
-              <w:snapToGrid w:val="false"/>
-              <w:spacing w:lineRule="auto" w:line="240" w:before="0" w:after="0"/>
+            <w:shd w:val="pct25" w:color="auto" w:fill="auto"/>
+          </w:tcPr>
+          <w:p>
+            <w:pPr>
+              <w:widowControl w:val="0"/>
+              <w:snapToGrid w:val="0"/>
+              <w:spacing w:after="0" w:line="240" w:lineRule="auto"/>
               <w:rPr>
                 <w:b/>
                 <w:bCs/>
@@ -1453,7 +1206,7 @@
       </w:tr>
       <w:tr>
         <w:trPr>
-          <w:trHeight w:val="287" w:hRule="atLeast"/>
+          <w:trHeight w:val="287"/>
         </w:trPr>
         <w:tc>
           <w:tcPr>
@@ -1463,19 +1216,24 @@
               <w:left w:val="single" w:sz="4" w:space="0" w:color="000000"/>
               <w:bottom w:val="single" w:sz="4" w:space="0" w:color="000000"/>
             </w:tcBorders>
-            <w:shd w:color="auto" w:fill="auto" w:val="pct5"/>
-          </w:tcPr>
-          <w:p>
-            <w:pPr>
-              <w:pStyle w:val="Normal"/>
-              <w:widowControl w:val="false"/>
-              <w:snapToGrid w:val="false"/>
-              <w:spacing w:lineRule="auto" w:line="240" w:before="0" w:after="0"/>
-              <w:rPr/>
-            </w:pPr>
-            <w:r>
-              <w:rPr/>
-              <w:t>Are any errors shown in the IDE? (Yes or No and list issues below)</w:t>
+            <w:shd w:val="pct5" w:color="auto" w:fill="auto"/>
+          </w:tcPr>
+          <w:p>
+            <w:pPr>
+              <w:widowControl w:val="0"/>
+              <w:snapToGrid w:val="0"/>
+              <w:spacing w:after="0" w:line="240" w:lineRule="auto"/>
+            </w:pPr>
+            <w:r>
+              <w:t xml:space="preserve">Are any errors shown in the IDE? (Yes or </w:t>
+            </w:r>
+            <w:proofErr w:type="gramStart"/>
+            <w:r>
+              <w:t>No</w:t>
+            </w:r>
+            <w:proofErr w:type="gramEnd"/>
+            <w:r>
+              <w:t xml:space="preserve"> and list issues below)</w:t>
             </w:r>
           </w:p>
         </w:tc>
@@ -1488,19 +1246,14 @@
               <w:bottom w:val="single" w:sz="4" w:space="0" w:color="000000"/>
               <w:right w:val="single" w:sz="4" w:space="0" w:color="000000"/>
             </w:tcBorders>
-            <w:shd w:color="auto" w:fill="auto" w:val="pct5"/>
-          </w:tcPr>
-          <w:p>
-            <w:pPr>
-              <w:pStyle w:val="Normal"/>
-              <w:widowControl w:val="false"/>
-              <w:snapToGrid w:val="false"/>
-              <w:spacing w:lineRule="auto" w:line="240" w:before="0" w:after="0"/>
-              <w:rPr/>
-            </w:pPr>
-            <w:r>
-              <w:rPr/>
-            </w:r>
+            <w:shd w:val="pct5" w:color="auto" w:fill="auto"/>
+          </w:tcPr>
+          <w:p>
+            <w:pPr>
+              <w:widowControl w:val="0"/>
+              <w:snapToGrid w:val="0"/>
+              <w:spacing w:after="0" w:line="240" w:lineRule="auto"/>
+            </w:pPr>
           </w:p>
         </w:tc>
         <w:tc>
@@ -1512,24 +1265,18 @@
               <w:bottom w:val="single" w:sz="4" w:space="0" w:color="000000"/>
               <w:right w:val="single" w:sz="4" w:space="0" w:color="000000"/>
             </w:tcBorders>
-            <w:shd w:color="auto" w:fill="auto" w:val="pct5"/>
-          </w:tcPr>
-          <w:p>
-            <w:pPr>
-              <w:pStyle w:val="Normal"/>
-              <w:widowControl w:val="false"/>
-              <w:snapToGrid w:val="false"/>
-              <w:spacing w:lineRule="auto" w:line="240" w:before="0" w:after="0"/>
-              <w:rPr/>
-            </w:pPr>
-            <w:r>
-              <w:rPr/>
-            </w:r>
-          </w:p>
-        </w:tc>
-      </w:tr>
-      <w:tr>
-        <w:trPr/>
+            <w:shd w:val="pct5" w:color="auto" w:fill="auto"/>
+          </w:tcPr>
+          <w:p>
+            <w:pPr>
+              <w:widowControl w:val="0"/>
+              <w:snapToGrid w:val="0"/>
+              <w:spacing w:after="0" w:line="240" w:lineRule="auto"/>
+            </w:pPr>
+          </w:p>
+        </w:tc>
+      </w:tr>
+      <w:tr>
         <w:tc>
           <w:tcPr>
             <w:tcW w:w="9540" w:type="dxa"/>
@@ -1543,20 +1290,14 @@
           </w:tcPr>
           <w:p>
             <w:pPr>
-              <w:pStyle w:val="Normal"/>
-              <w:widowControl w:val="false"/>
-              <w:snapToGrid w:val="false"/>
-              <w:spacing w:lineRule="auto" w:line="240" w:before="0" w:after="0"/>
-              <w:rPr/>
-            </w:pPr>
-            <w:r>
-              <w:rPr/>
-            </w:r>
-          </w:p>
-        </w:tc>
-      </w:tr>
-      <w:tr>
-        <w:trPr/>
+              <w:widowControl w:val="0"/>
+              <w:snapToGrid w:val="0"/>
+              <w:spacing w:after="0" w:line="240" w:lineRule="auto"/>
+            </w:pPr>
+          </w:p>
+        </w:tc>
+      </w:tr>
+      <w:tr>
         <w:tc>
           <w:tcPr>
             <w:tcW w:w="9540" w:type="dxa"/>
@@ -1570,20 +1311,14 @@
           </w:tcPr>
           <w:p>
             <w:pPr>
-              <w:pStyle w:val="Normal"/>
-              <w:widowControl w:val="false"/>
-              <w:snapToGrid w:val="false"/>
-              <w:spacing w:lineRule="auto" w:line="240" w:before="0" w:after="0"/>
-              <w:rPr/>
-            </w:pPr>
-            <w:r>
-              <w:rPr/>
-            </w:r>
-          </w:p>
-        </w:tc>
-      </w:tr>
-      <w:tr>
-        <w:trPr/>
+              <w:widowControl w:val="0"/>
+              <w:snapToGrid w:val="0"/>
+              <w:spacing w:after="0" w:line="240" w:lineRule="auto"/>
+            </w:pPr>
+          </w:p>
+        </w:tc>
+      </w:tr>
+      <w:tr>
         <w:tc>
           <w:tcPr>
             <w:tcW w:w="7380" w:type="dxa"/>
@@ -1592,18 +1327,15 @@
               <w:left w:val="single" w:sz="4" w:space="0" w:color="000000"/>
               <w:bottom w:val="single" w:sz="4" w:space="0" w:color="000000"/>
             </w:tcBorders>
-            <w:shd w:color="auto" w:fill="auto" w:val="pct5"/>
-          </w:tcPr>
-          <w:p>
-            <w:pPr>
-              <w:pStyle w:val="Normal"/>
-              <w:widowControl w:val="false"/>
-              <w:snapToGrid w:val="false"/>
-              <w:spacing w:lineRule="auto" w:line="240" w:before="0" w:after="0"/>
-              <w:rPr/>
-            </w:pPr>
-            <w:r>
-              <w:rPr/>
+            <w:shd w:val="pct5" w:color="auto" w:fill="auto"/>
+          </w:tcPr>
+          <w:p>
+            <w:pPr>
+              <w:widowControl w:val="0"/>
+              <w:snapToGrid w:val="0"/>
+              <w:spacing w:after="0" w:line="240" w:lineRule="auto"/>
+            </w:pPr>
+            <w:r>
               <w:t>Does it run without errors?</w:t>
             </w:r>
           </w:p>
@@ -1617,19 +1349,14 @@
               <w:bottom w:val="single" w:sz="4" w:space="0" w:color="000000"/>
               <w:right w:val="single" w:sz="4" w:space="0" w:color="000000"/>
             </w:tcBorders>
-            <w:shd w:color="auto" w:fill="auto" w:val="pct5"/>
-          </w:tcPr>
-          <w:p>
-            <w:pPr>
-              <w:pStyle w:val="Normal"/>
-              <w:widowControl w:val="false"/>
-              <w:snapToGrid w:val="false"/>
-              <w:spacing w:lineRule="auto" w:line="240" w:before="0" w:after="0"/>
-              <w:rPr/>
-            </w:pPr>
-            <w:r>
-              <w:rPr/>
-            </w:r>
+            <w:shd w:val="pct5" w:color="auto" w:fill="auto"/>
+          </w:tcPr>
+          <w:p>
+            <w:pPr>
+              <w:widowControl w:val="0"/>
+              <w:snapToGrid w:val="0"/>
+              <w:spacing w:after="0" w:line="240" w:lineRule="auto"/>
+            </w:pPr>
           </w:p>
         </w:tc>
         <w:tc>
@@ -1641,24 +1368,18 @@
               <w:bottom w:val="single" w:sz="4" w:space="0" w:color="000000"/>
               <w:right w:val="single" w:sz="4" w:space="0" w:color="000000"/>
             </w:tcBorders>
-            <w:shd w:color="auto" w:fill="auto" w:val="pct5"/>
-          </w:tcPr>
-          <w:p>
-            <w:pPr>
-              <w:pStyle w:val="Normal"/>
-              <w:widowControl w:val="false"/>
-              <w:snapToGrid w:val="false"/>
-              <w:spacing w:lineRule="auto" w:line="240" w:before="0" w:after="0"/>
-              <w:rPr/>
-            </w:pPr>
-            <w:r>
-              <w:rPr/>
-            </w:r>
-          </w:p>
-        </w:tc>
-      </w:tr>
-      <w:tr>
-        <w:trPr/>
+            <w:shd w:val="pct5" w:color="auto" w:fill="auto"/>
+          </w:tcPr>
+          <w:p>
+            <w:pPr>
+              <w:widowControl w:val="0"/>
+              <w:snapToGrid w:val="0"/>
+              <w:spacing w:after="0" w:line="240" w:lineRule="auto"/>
+            </w:pPr>
+          </w:p>
+        </w:tc>
+      </w:tr>
+      <w:tr>
         <w:tc>
           <w:tcPr>
             <w:tcW w:w="9540" w:type="dxa"/>
@@ -1672,20 +1393,14 @@
           </w:tcPr>
           <w:p>
             <w:pPr>
-              <w:pStyle w:val="Normal"/>
-              <w:widowControl w:val="false"/>
-              <w:snapToGrid w:val="false"/>
-              <w:spacing w:lineRule="auto" w:line="240" w:before="0" w:after="0"/>
-              <w:rPr/>
-            </w:pPr>
-            <w:r>
-              <w:rPr/>
-            </w:r>
-          </w:p>
-        </w:tc>
-      </w:tr>
-      <w:tr>
-        <w:trPr/>
+              <w:widowControl w:val="0"/>
+              <w:snapToGrid w:val="0"/>
+              <w:spacing w:after="0" w:line="240" w:lineRule="auto"/>
+            </w:pPr>
+          </w:p>
+        </w:tc>
+      </w:tr>
+      <w:tr>
         <w:tc>
           <w:tcPr>
             <w:tcW w:w="7380" w:type="dxa"/>
@@ -1694,19 +1409,24 @@
               <w:left w:val="single" w:sz="4" w:space="0" w:color="000000"/>
               <w:bottom w:val="single" w:sz="4" w:space="0" w:color="000000"/>
             </w:tcBorders>
-            <w:shd w:color="auto" w:fill="auto" w:val="pct5"/>
-          </w:tcPr>
-          <w:p>
-            <w:pPr>
-              <w:pStyle w:val="Normal"/>
-              <w:widowControl w:val="false"/>
-              <w:snapToGrid w:val="false"/>
-              <w:spacing w:lineRule="auto" w:line="240" w:before="0" w:after="0"/>
-              <w:rPr/>
-            </w:pPr>
-            <w:r>
-              <w:rPr/>
-              <w:t>Has all the required functionality been implemented?</w:t>
+            <w:shd w:val="pct5" w:color="auto" w:fill="auto"/>
+          </w:tcPr>
+          <w:p>
+            <w:pPr>
+              <w:widowControl w:val="0"/>
+              <w:snapToGrid w:val="0"/>
+              <w:spacing w:after="0" w:line="240" w:lineRule="auto"/>
+            </w:pPr>
+            <w:r>
+              <w:t xml:space="preserve">Has all the required </w:t>
+            </w:r>
+            <w:proofErr w:type="gramStart"/>
+            <w:r>
+              <w:t>functionality</w:t>
+            </w:r>
+            <w:proofErr w:type="gramEnd"/>
+            <w:r>
+              <w:t xml:space="preserve"> been implemented?</w:t>
             </w:r>
           </w:p>
         </w:tc>
@@ -1719,19 +1439,14 @@
               <w:bottom w:val="single" w:sz="4" w:space="0" w:color="000000"/>
               <w:right w:val="single" w:sz="4" w:space="0" w:color="000000"/>
             </w:tcBorders>
-            <w:shd w:color="auto" w:fill="auto" w:val="pct5"/>
-          </w:tcPr>
-          <w:p>
-            <w:pPr>
-              <w:pStyle w:val="Normal"/>
-              <w:widowControl w:val="false"/>
-              <w:snapToGrid w:val="false"/>
-              <w:spacing w:lineRule="auto" w:line="240" w:before="0" w:after="0"/>
-              <w:rPr/>
-            </w:pPr>
-            <w:r>
-              <w:rPr/>
-            </w:r>
+            <w:shd w:val="pct5" w:color="auto" w:fill="auto"/>
+          </w:tcPr>
+          <w:p>
+            <w:pPr>
+              <w:widowControl w:val="0"/>
+              <w:snapToGrid w:val="0"/>
+              <w:spacing w:after="0" w:line="240" w:lineRule="auto"/>
+            </w:pPr>
           </w:p>
         </w:tc>
         <w:tc>
@@ -1743,24 +1458,18 @@
               <w:bottom w:val="single" w:sz="4" w:space="0" w:color="000000"/>
               <w:right w:val="single" w:sz="4" w:space="0" w:color="000000"/>
             </w:tcBorders>
-            <w:shd w:color="auto" w:fill="auto" w:val="pct5"/>
-          </w:tcPr>
-          <w:p>
-            <w:pPr>
-              <w:pStyle w:val="Normal"/>
-              <w:widowControl w:val="false"/>
-              <w:snapToGrid w:val="false"/>
-              <w:spacing w:lineRule="auto" w:line="240" w:before="0" w:after="0"/>
-              <w:rPr/>
-            </w:pPr>
-            <w:r>
-              <w:rPr/>
-            </w:r>
-          </w:p>
-        </w:tc>
-      </w:tr>
-      <w:tr>
-        <w:trPr/>
+            <w:shd w:val="pct5" w:color="auto" w:fill="auto"/>
+          </w:tcPr>
+          <w:p>
+            <w:pPr>
+              <w:widowControl w:val="0"/>
+              <w:snapToGrid w:val="0"/>
+              <w:spacing w:after="0" w:line="240" w:lineRule="auto"/>
+            </w:pPr>
+          </w:p>
+        </w:tc>
+      </w:tr>
+      <w:tr>
         <w:tc>
           <w:tcPr>
             <w:tcW w:w="9540" w:type="dxa"/>
@@ -1774,20 +1483,14 @@
           </w:tcPr>
           <w:p>
             <w:pPr>
-              <w:pStyle w:val="Normal"/>
-              <w:widowControl w:val="false"/>
-              <w:snapToGrid w:val="false"/>
-              <w:spacing w:lineRule="auto" w:line="240" w:before="0" w:after="0"/>
-              <w:rPr/>
-            </w:pPr>
-            <w:r>
-              <w:rPr/>
-            </w:r>
-          </w:p>
-        </w:tc>
-      </w:tr>
-      <w:tr>
-        <w:trPr/>
+              <w:widowControl w:val="0"/>
+              <w:snapToGrid w:val="0"/>
+              <w:spacing w:after="0" w:line="240" w:lineRule="auto"/>
+            </w:pPr>
+          </w:p>
+        </w:tc>
+      </w:tr>
+      <w:tr>
         <w:tc>
           <w:tcPr>
             <w:tcW w:w="9540" w:type="dxa"/>
@@ -1801,20 +1504,14 @@
           </w:tcPr>
           <w:p>
             <w:pPr>
-              <w:pStyle w:val="Normal"/>
-              <w:widowControl w:val="false"/>
-              <w:snapToGrid w:val="false"/>
-              <w:spacing w:lineRule="auto" w:line="240" w:before="0" w:after="0"/>
-              <w:rPr/>
-            </w:pPr>
-            <w:r>
-              <w:rPr/>
-            </w:r>
-          </w:p>
-        </w:tc>
-      </w:tr>
-      <w:tr>
-        <w:trPr/>
+              <w:widowControl w:val="0"/>
+              <w:snapToGrid w:val="0"/>
+              <w:spacing w:after="0" w:line="240" w:lineRule="auto"/>
+            </w:pPr>
+          </w:p>
+        </w:tc>
+      </w:tr>
+      <w:tr>
         <w:tc>
           <w:tcPr>
             <w:tcW w:w="7380" w:type="dxa"/>
@@ -1823,18 +1520,15 @@
               <w:left w:val="single" w:sz="4" w:space="0" w:color="000000"/>
               <w:bottom w:val="single" w:sz="4" w:space="0" w:color="000000"/>
             </w:tcBorders>
-            <w:shd w:color="auto" w:fill="auto" w:val="pct5"/>
-          </w:tcPr>
-          <w:p>
-            <w:pPr>
-              <w:pStyle w:val="Normal"/>
-              <w:widowControl w:val="false"/>
-              <w:snapToGrid w:val="false"/>
-              <w:spacing w:lineRule="auto" w:line="240" w:before="0" w:after="0"/>
-              <w:rPr/>
-            </w:pPr>
-            <w:r>
-              <w:rPr/>
+            <w:shd w:val="pct5" w:color="auto" w:fill="auto"/>
+          </w:tcPr>
+          <w:p>
+            <w:pPr>
+              <w:widowControl w:val="0"/>
+              <w:snapToGrid w:val="0"/>
+              <w:spacing w:after="0" w:line="240" w:lineRule="auto"/>
+            </w:pPr>
+            <w:r>
               <w:t xml:space="preserve">Does the main program check run the program to check all input combinations? </w:t>
             </w:r>
           </w:p>
@@ -1848,19 +1542,14 @@
               <w:bottom w:val="single" w:sz="4" w:space="0" w:color="000000"/>
               <w:right w:val="single" w:sz="4" w:space="0" w:color="000000"/>
             </w:tcBorders>
-            <w:shd w:color="auto" w:fill="auto" w:val="pct5"/>
-          </w:tcPr>
-          <w:p>
-            <w:pPr>
-              <w:pStyle w:val="Normal"/>
-              <w:widowControl w:val="false"/>
-              <w:snapToGrid w:val="false"/>
-              <w:spacing w:lineRule="auto" w:line="240" w:before="0" w:after="0"/>
-              <w:rPr/>
-            </w:pPr>
-            <w:r>
-              <w:rPr/>
-            </w:r>
+            <w:shd w:val="pct5" w:color="auto" w:fill="auto"/>
+          </w:tcPr>
+          <w:p>
+            <w:pPr>
+              <w:widowControl w:val="0"/>
+              <w:snapToGrid w:val="0"/>
+              <w:spacing w:after="0" w:line="240" w:lineRule="auto"/>
+            </w:pPr>
           </w:p>
         </w:tc>
         <w:tc>
@@ -1872,24 +1561,18 @@
               <w:bottom w:val="single" w:sz="4" w:space="0" w:color="000000"/>
               <w:right w:val="single" w:sz="4" w:space="0" w:color="000000"/>
             </w:tcBorders>
-            <w:shd w:color="auto" w:fill="auto" w:val="pct5"/>
-          </w:tcPr>
-          <w:p>
-            <w:pPr>
-              <w:pStyle w:val="Normal"/>
-              <w:widowControl w:val="false"/>
-              <w:snapToGrid w:val="false"/>
-              <w:spacing w:lineRule="auto" w:line="240" w:before="0" w:after="0"/>
-              <w:rPr/>
-            </w:pPr>
-            <w:r>
-              <w:rPr/>
-            </w:r>
-          </w:p>
-        </w:tc>
-      </w:tr>
-      <w:tr>
-        <w:trPr/>
+            <w:shd w:val="pct5" w:color="auto" w:fill="auto"/>
+          </w:tcPr>
+          <w:p>
+            <w:pPr>
+              <w:widowControl w:val="0"/>
+              <w:snapToGrid w:val="0"/>
+              <w:spacing w:after="0" w:line="240" w:lineRule="auto"/>
+            </w:pPr>
+          </w:p>
+        </w:tc>
+      </w:tr>
+      <w:tr>
         <w:tc>
           <w:tcPr>
             <w:tcW w:w="9540" w:type="dxa"/>
@@ -1903,20 +1586,14 @@
           </w:tcPr>
           <w:p>
             <w:pPr>
-              <w:pStyle w:val="Normal"/>
-              <w:widowControl w:val="false"/>
-              <w:snapToGrid w:val="false"/>
-              <w:spacing w:lineRule="auto" w:line="240" w:before="0" w:after="0"/>
-              <w:rPr/>
-            </w:pPr>
-            <w:r>
-              <w:rPr/>
-            </w:r>
-          </w:p>
-        </w:tc>
-      </w:tr>
-      <w:tr>
-        <w:trPr/>
+              <w:widowControl w:val="0"/>
+              <w:snapToGrid w:val="0"/>
+              <w:spacing w:after="0" w:line="240" w:lineRule="auto"/>
+            </w:pPr>
+          </w:p>
+        </w:tc>
+      </w:tr>
+      <w:tr>
         <w:tc>
           <w:tcPr>
             <w:tcW w:w="7380" w:type="dxa"/>
@@ -1925,18 +1602,15 @@
               <w:left w:val="single" w:sz="4" w:space="0" w:color="000000"/>
               <w:bottom w:val="single" w:sz="4" w:space="0" w:color="000000"/>
             </w:tcBorders>
-            <w:shd w:color="auto" w:fill="auto" w:val="pct5"/>
-          </w:tcPr>
-          <w:p>
-            <w:pPr>
-              <w:pStyle w:val="Normal"/>
-              <w:widowControl w:val="false"/>
-              <w:snapToGrid w:val="false"/>
-              <w:spacing w:lineRule="auto" w:line="240" w:before="0" w:after="0"/>
-              <w:rPr/>
-            </w:pPr>
-            <w:r>
-              <w:rPr/>
+            <w:shd w:val="pct5" w:color="auto" w:fill="auto"/>
+          </w:tcPr>
+          <w:p>
+            <w:pPr>
+              <w:widowControl w:val="0"/>
+              <w:snapToGrid w:val="0"/>
+              <w:spacing w:after="0" w:line="240" w:lineRule="auto"/>
+            </w:pPr>
+            <w:r>
               <w:t xml:space="preserve">Does the style conform to Python coding conventions? </w:t>
             </w:r>
           </w:p>
@@ -1950,19 +1624,14 @@
               <w:bottom w:val="single" w:sz="4" w:space="0" w:color="000000"/>
               <w:right w:val="single" w:sz="4" w:space="0" w:color="000000"/>
             </w:tcBorders>
-            <w:shd w:color="auto" w:fill="auto" w:val="pct5"/>
-          </w:tcPr>
-          <w:p>
-            <w:pPr>
-              <w:pStyle w:val="Normal"/>
-              <w:widowControl w:val="false"/>
-              <w:snapToGrid w:val="false"/>
-              <w:spacing w:lineRule="auto" w:line="240" w:before="0" w:after="0"/>
-              <w:rPr/>
-            </w:pPr>
-            <w:r>
-              <w:rPr/>
-            </w:r>
+            <w:shd w:val="pct5" w:color="auto" w:fill="auto"/>
+          </w:tcPr>
+          <w:p>
+            <w:pPr>
+              <w:widowControl w:val="0"/>
+              <w:snapToGrid w:val="0"/>
+              <w:spacing w:after="0" w:line="240" w:lineRule="auto"/>
+            </w:pPr>
           </w:p>
         </w:tc>
         <w:tc>
@@ -1974,24 +1643,18 @@
               <w:bottom w:val="single" w:sz="4" w:space="0" w:color="000000"/>
               <w:right w:val="single" w:sz="4" w:space="0" w:color="000000"/>
             </w:tcBorders>
-            <w:shd w:color="auto" w:fill="auto" w:val="pct5"/>
-          </w:tcPr>
-          <w:p>
-            <w:pPr>
-              <w:pStyle w:val="Normal"/>
-              <w:widowControl w:val="false"/>
-              <w:snapToGrid w:val="false"/>
-              <w:spacing w:lineRule="auto" w:line="240" w:before="0" w:after="0"/>
-              <w:rPr/>
-            </w:pPr>
-            <w:r>
-              <w:rPr/>
-            </w:r>
-          </w:p>
-        </w:tc>
-      </w:tr>
-      <w:tr>
-        <w:trPr/>
+            <w:shd w:val="pct5" w:color="auto" w:fill="auto"/>
+          </w:tcPr>
+          <w:p>
+            <w:pPr>
+              <w:widowControl w:val="0"/>
+              <w:snapToGrid w:val="0"/>
+              <w:spacing w:after="0" w:line="240" w:lineRule="auto"/>
+            </w:pPr>
+          </w:p>
+        </w:tc>
+      </w:tr>
+      <w:tr>
         <w:tc>
           <w:tcPr>
             <w:tcW w:w="9540" w:type="dxa"/>
@@ -2005,20 +1668,14 @@
           </w:tcPr>
           <w:p>
             <w:pPr>
-              <w:pStyle w:val="Normal"/>
-              <w:widowControl w:val="false"/>
-              <w:snapToGrid w:val="false"/>
-              <w:spacing w:lineRule="auto" w:line="240" w:before="0" w:after="0"/>
-              <w:rPr/>
-            </w:pPr>
-            <w:r>
-              <w:rPr/>
-            </w:r>
-          </w:p>
-        </w:tc>
-      </w:tr>
-      <w:tr>
-        <w:trPr/>
+              <w:widowControl w:val="0"/>
+              <w:snapToGrid w:val="0"/>
+              <w:spacing w:after="0" w:line="240" w:lineRule="auto"/>
+            </w:pPr>
+          </w:p>
+        </w:tc>
+      </w:tr>
+      <w:tr>
         <w:tc>
           <w:tcPr>
             <w:tcW w:w="9540" w:type="dxa"/>
@@ -2032,20 +1689,14 @@
           </w:tcPr>
           <w:p>
             <w:pPr>
-              <w:pStyle w:val="Normal"/>
-              <w:widowControl w:val="false"/>
-              <w:snapToGrid w:val="false"/>
-              <w:spacing w:lineRule="auto" w:line="240" w:before="0" w:after="0"/>
-              <w:rPr/>
-            </w:pPr>
-            <w:r>
-              <w:rPr/>
-            </w:r>
-          </w:p>
-        </w:tc>
-      </w:tr>
-      <w:tr>
-        <w:trPr/>
+              <w:widowControl w:val="0"/>
+              <w:snapToGrid w:val="0"/>
+              <w:spacing w:after="0" w:line="240" w:lineRule="auto"/>
+            </w:pPr>
+          </w:p>
+        </w:tc>
+      </w:tr>
+      <w:tr>
         <w:tc>
           <w:tcPr>
             <w:tcW w:w="7380" w:type="dxa"/>
@@ -2054,18 +1705,15 @@
               <w:left w:val="single" w:sz="4" w:space="0" w:color="000000"/>
               <w:bottom w:val="single" w:sz="4" w:space="0" w:color="000000"/>
             </w:tcBorders>
-            <w:shd w:color="auto" w:fill="auto" w:val="pct5"/>
-          </w:tcPr>
-          <w:p>
-            <w:pPr>
-              <w:pStyle w:val="Normal"/>
-              <w:widowControl w:val="false"/>
-              <w:snapToGrid w:val="false"/>
-              <w:spacing w:lineRule="auto" w:line="240" w:before="0" w:after="0"/>
-              <w:rPr/>
-            </w:pPr>
-            <w:r>
-              <w:rPr/>
+            <w:shd w:val="pct5" w:color="auto" w:fill="auto"/>
+          </w:tcPr>
+          <w:p>
+            <w:pPr>
+              <w:widowControl w:val="0"/>
+              <w:snapToGrid w:val="0"/>
+              <w:spacing w:after="0" w:line="240" w:lineRule="auto"/>
+            </w:pPr>
+            <w:r>
               <w:t xml:space="preserve">Do the design and implementation conform to best practices? </w:t>
             </w:r>
           </w:p>
@@ -2079,19 +1727,14 @@
               <w:bottom w:val="single" w:sz="4" w:space="0" w:color="000000"/>
               <w:right w:val="single" w:sz="4" w:space="0" w:color="000000"/>
             </w:tcBorders>
-            <w:shd w:color="auto" w:fill="auto" w:val="pct5"/>
-          </w:tcPr>
-          <w:p>
-            <w:pPr>
-              <w:pStyle w:val="Normal"/>
-              <w:widowControl w:val="false"/>
-              <w:snapToGrid w:val="false"/>
-              <w:spacing w:lineRule="auto" w:line="240" w:before="0" w:after="0"/>
-              <w:rPr/>
-            </w:pPr>
-            <w:r>
-              <w:rPr/>
-            </w:r>
+            <w:shd w:val="pct5" w:color="auto" w:fill="auto"/>
+          </w:tcPr>
+          <w:p>
+            <w:pPr>
+              <w:widowControl w:val="0"/>
+              <w:snapToGrid w:val="0"/>
+              <w:spacing w:after="0" w:line="240" w:lineRule="auto"/>
+            </w:pPr>
           </w:p>
         </w:tc>
         <w:tc>
@@ -2103,24 +1746,18 @@
               <w:bottom w:val="single" w:sz="4" w:space="0" w:color="000000"/>
               <w:right w:val="single" w:sz="4" w:space="0" w:color="000000"/>
             </w:tcBorders>
-            <w:shd w:color="auto" w:fill="auto" w:val="pct5"/>
-          </w:tcPr>
-          <w:p>
-            <w:pPr>
-              <w:pStyle w:val="Normal"/>
-              <w:widowControl w:val="false"/>
-              <w:snapToGrid w:val="false"/>
-              <w:spacing w:lineRule="auto" w:line="240" w:before="0" w:after="0"/>
-              <w:rPr/>
-            </w:pPr>
-            <w:r>
-              <w:rPr/>
-            </w:r>
-          </w:p>
-        </w:tc>
-      </w:tr>
-      <w:tr>
-        <w:trPr/>
+            <w:shd w:val="pct5" w:color="auto" w:fill="auto"/>
+          </w:tcPr>
+          <w:p>
+            <w:pPr>
+              <w:widowControl w:val="0"/>
+              <w:snapToGrid w:val="0"/>
+              <w:spacing w:after="0" w:line="240" w:lineRule="auto"/>
+            </w:pPr>
+          </w:p>
+        </w:tc>
+      </w:tr>
+      <w:tr>
         <w:tc>
           <w:tcPr>
             <w:tcW w:w="9540" w:type="dxa"/>
@@ -2134,20 +1771,14 @@
           </w:tcPr>
           <w:p>
             <w:pPr>
-              <w:pStyle w:val="Normal"/>
-              <w:widowControl w:val="false"/>
-              <w:snapToGrid w:val="false"/>
-              <w:spacing w:lineRule="auto" w:line="240" w:before="0" w:after="0"/>
-              <w:rPr/>
-            </w:pPr>
-            <w:r>
-              <w:rPr/>
-            </w:r>
-          </w:p>
-        </w:tc>
-      </w:tr>
-      <w:tr>
-        <w:trPr/>
+              <w:widowControl w:val="0"/>
+              <w:snapToGrid w:val="0"/>
+              <w:spacing w:after="0" w:line="240" w:lineRule="auto"/>
+            </w:pPr>
+          </w:p>
+        </w:tc>
+      </w:tr>
+      <w:tr>
         <w:tc>
           <w:tcPr>
             <w:tcW w:w="9540" w:type="dxa"/>
@@ -2161,20 +1792,14 @@
           </w:tcPr>
           <w:p>
             <w:pPr>
-              <w:pStyle w:val="Normal"/>
-              <w:widowControl w:val="false"/>
-              <w:snapToGrid w:val="false"/>
-              <w:spacing w:lineRule="auto" w:line="240" w:before="0" w:after="0"/>
-              <w:rPr/>
-            </w:pPr>
-            <w:r>
-              <w:rPr/>
-            </w:r>
-          </w:p>
-        </w:tc>
-      </w:tr>
-      <w:tr>
-        <w:trPr/>
+              <w:widowControl w:val="0"/>
+              <w:snapToGrid w:val="0"/>
+              <w:spacing w:after="0" w:line="240" w:lineRule="auto"/>
+            </w:pPr>
+          </w:p>
+        </w:tc>
+      </w:tr>
+      <w:tr>
         <w:tc>
           <w:tcPr>
             <w:tcW w:w="9540" w:type="dxa"/>
@@ -2185,25 +1810,21 @@
               <w:bottom w:val="single" w:sz="4" w:space="0" w:color="000000"/>
               <w:right w:val="single" w:sz="4" w:space="0" w:color="000000"/>
             </w:tcBorders>
-            <w:shd w:color="auto" w:fill="auto" w:val="pct5"/>
-          </w:tcPr>
-          <w:p>
-            <w:pPr>
-              <w:pStyle w:val="Normal"/>
-              <w:widowControl w:val="false"/>
-              <w:snapToGrid w:val="false"/>
-              <w:spacing w:lineRule="auto" w:line="240" w:before="0" w:after="0"/>
-              <w:rPr/>
-            </w:pPr>
-            <w:r>
-              <w:rPr/>
+            <w:shd w:val="pct5" w:color="auto" w:fill="auto"/>
+          </w:tcPr>
+          <w:p>
+            <w:pPr>
+              <w:widowControl w:val="0"/>
+              <w:snapToGrid w:val="0"/>
+              <w:spacing w:after="0" w:line="240" w:lineRule="auto"/>
+            </w:pPr>
+            <w:r>
               <w:t>Comments</w:t>
             </w:r>
           </w:p>
         </w:tc>
       </w:tr>
       <w:tr>
-        <w:trPr/>
         <w:tc>
           <w:tcPr>
             <w:tcW w:w="9540" w:type="dxa"/>
@@ -2217,109 +1838,135 @@
           </w:tcPr>
           <w:p>
             <w:pPr>
-              <w:pStyle w:val="Normal"/>
-              <w:widowControl w:val="false"/>
-              <w:snapToGrid w:val="false"/>
-              <w:spacing w:lineRule="auto" w:line="240" w:before="0" w:after="0"/>
-              <w:rPr/>
-            </w:pPr>
-            <w:r>
-              <w:rPr/>
-            </w:r>
+              <w:widowControl w:val="0"/>
+              <w:snapToGrid w:val="0"/>
+              <w:spacing w:after="0" w:line="240" w:lineRule="auto"/>
+            </w:pPr>
           </w:p>
         </w:tc>
       </w:tr>
     </w:tbl>
     <w:p>
       <w:pPr>
-        <w:pStyle w:val="Normal"/>
-        <w:suppressAutoHyphens w:val="false"/>
-        <w:spacing w:lineRule="auto" w:line="240" w:before="0" w:after="0"/>
-        <w:rPr/>
+        <w:suppressAutoHyphens w:val="0"/>
+        <w:spacing w:after="0" w:line="240" w:lineRule="auto"/>
       </w:pPr>
-      <w:r>
-        <w:rPr/>
-      </w:r>
     </w:p>
     <w:sectPr>
-      <w:headerReference w:type="even" r:id="rId4"/>
-      <w:headerReference w:type="default" r:id="rId5"/>
-      <w:headerReference w:type="first" r:id="rId6"/>
-      <w:footerReference w:type="even" r:id="rId7"/>
-      <w:footerReference w:type="default" r:id="rId8"/>
-      <w:footerReference w:type="first" r:id="rId9"/>
-      <w:type w:val="nextPage"/>
+      <w:headerReference w:type="even" r:id="rId8"/>
+      <w:headerReference w:type="default" r:id="rId9"/>
+      <w:footerReference w:type="even" r:id="rId10"/>
+      <w:footerReference w:type="default" r:id="rId11"/>
+      <w:headerReference w:type="first" r:id="rId12"/>
+      <w:footerReference w:type="first" r:id="rId13"/>
       <w:pgSz w:w="12240" w:h="15840"/>
-      <w:pgMar w:left="1440" w:right="1440" w:gutter="0" w:header="720" w:top="1440" w:footer="720" w:bottom="1440"/>
-      <w:pgNumType w:fmt="decimal"/>
-      <w:formProt w:val="false"/>
-      <w:textDirection w:val="lrTb"/>
-      <w:docGrid w:type="default" w:linePitch="360" w:charSpace="0"/>
+      <w:pgMar w:top="1440" w:right="1440" w:bottom="1440" w:left="1440" w:header="720" w:footer="720" w:gutter="0"/>
+      <w:cols w:space="720"/>
+      <w:formProt w:val="0"/>
+      <w:docGrid w:linePitch="360"/>
     </w:sectPr>
   </w:body>
 </w:document>
 </file>
 
+<file path=word/endnotes.xml><?xml version="1.0" encoding="utf-8"?>
+<w:endnotes xmlns:wpc="http://schemas.microsoft.com/office/word/2010/wordprocessingCanvas" xmlns:cx="http://schemas.microsoft.com/office/drawing/2014/chartex" xmlns:cx1="http://schemas.microsoft.com/office/drawing/2015/9/8/chartex" xmlns:cx2="http://schemas.microsoft.com/office/drawing/2015/10/21/chartex" xmlns:cx3="http://schemas.microsoft.com/office/drawing/2016/5/9/chartex" xmlns:cx4="http://schemas.microsoft.com/office/drawing/2016/5/10/chartex" xmlns:cx5="http://schemas.microsoft.com/office/drawing/2016/5/11/chartex" xmlns:cx6="http://schemas.microsoft.com/office/drawing/2016/5/12/chartex" xmlns:cx7="http://schemas.microsoft.com/office/drawing/2016/5/13/chartex" xmlns:cx8="http://schemas.microsoft.com/office/drawing/2016/5/14/chartex" xmlns:mc="http://schemas.openxmlformats.org/markup-compatibility/2006" xmlns:aink="http://schemas.microsoft.com/office/drawing/2016/ink" xmlns:am3d="http://schemas.microsoft.com/office/drawing/2017/model3d" xmlns:o="urn:schemas-microsoft-com:office:office" xmlns:oel="http://schemas.microsoft.com/office/2019/extlst" xmlns:r="http://schemas.openxmlformats.org/officeDocument/2006/relationships" xmlns:m="http://schemas.openxmlformats.org/officeDocument/2006/math" xmlns:v="urn:schemas-microsoft-com:vml" xmlns:wp14="http://schemas.microsoft.com/office/word/2010/wordprocessingDrawing" xmlns:wp="http://schemas.openxmlformats.org/drawingml/2006/wordprocessingDrawing" xmlns:w10="urn:schemas-microsoft-com:office:word" xmlns:w="http://schemas.openxmlformats.org/wordprocessingml/2006/main" xmlns:w14="http://schemas.microsoft.com/office/word/2010/wordml" xmlns:w15="http://schemas.microsoft.com/office/word/2012/wordml" xmlns:w16cex="http://schemas.microsoft.com/office/word/2018/wordml/cex" xmlns:w16cid="http://schemas.microsoft.com/office/word/2016/wordml/cid" xmlns:w16="http://schemas.microsoft.com/office/word/2018/wordml" xmlns:w16du="http://schemas.microsoft.com/office/word/2023/wordml/word16du" xmlns:w16sdtdh="http://schemas.microsoft.com/office/word/2020/wordml/sdtdatahash" xmlns:w16sdtfl="http://schemas.microsoft.com/office/word/2024/wordml/sdtformatlock" xmlns:w16se="http://schemas.microsoft.com/office/word/2015/wordml/symex" xmlns:wpg="http://schemas.microsoft.com/office/word/2010/wordprocessingGroup" xmlns:wpi="http://schemas.microsoft.com/office/word/2010/wordprocessingInk" xmlns:wne="http://schemas.microsoft.com/office/word/2006/wordml" xmlns:wps="http://schemas.microsoft.com/office/word/2010/wordprocessingShape" mc:Ignorable="w14 w15 w16se w16cid w16 w16cex w16sdtdh w16sdtfl w16du wp14">
+  <w:endnote w:type="separator" w:id="-1">
+    <w:p>
+      <w:pPr>
+        <w:spacing w:after="0" w:line="240" w:lineRule="auto"/>
+      </w:pPr>
+      <w:r>
+        <w:separator/>
+      </w:r>
+    </w:p>
+  </w:endnote>
+  <w:endnote w:type="continuationSeparator" w:id="0">
+    <w:p>
+      <w:pPr>
+        <w:spacing w:after="0" w:line="240" w:lineRule="auto"/>
+      </w:pPr>
+      <w:r>
+        <w:continuationSeparator/>
+      </w:r>
+    </w:p>
+  </w:endnote>
+</w:endnotes>
+</file>
+
 <file path=word/footer1.xml><?xml version="1.0" encoding="utf-8"?>
-<w:ftr xmlns:o="urn:schemas-microsoft-com:office:office" xmlns:r="http://schemas.openxmlformats.org/officeDocument/2006/relationships" xmlns:v="urn:schemas-microsoft-com:vml" xmlns:w="http://schemas.openxmlformats.org/wordprocessingml/2006/main" xmlns:w10="urn:schemas-microsoft-com:office:word" xmlns:wp="http://schemas.openxmlformats.org/drawingml/2006/wordprocessingDrawing" xmlns:wps="http://schemas.microsoft.com/office/word/2010/wordprocessingShape" xmlns:wpg="http://schemas.microsoft.com/office/word/2010/wordprocessingGroup" xmlns:mc="http://schemas.openxmlformats.org/markup-compatibility/2006" xmlns:wp14="http://schemas.microsoft.com/office/word/2010/wordprocessingDrawing" xmlns:w14="http://schemas.microsoft.com/office/word/2010/wordml" xmlns:w15="http://schemas.microsoft.com/office/word/2012/wordml" mc:Ignorable="w14 wp14 w15">
+<w:ftr xmlns:wpc="http://schemas.microsoft.com/office/word/2010/wordprocessingCanvas" xmlns:cx="http://schemas.microsoft.com/office/drawing/2014/chartex" xmlns:cx1="http://schemas.microsoft.com/office/drawing/2015/9/8/chartex" xmlns:cx2="http://schemas.microsoft.com/office/drawing/2015/10/21/chartex" xmlns:cx3="http://schemas.microsoft.com/office/drawing/2016/5/9/chartex" xmlns:cx4="http://schemas.microsoft.com/office/drawing/2016/5/10/chartex" xmlns:cx5="http://schemas.microsoft.com/office/drawing/2016/5/11/chartex" xmlns:cx6="http://schemas.microsoft.com/office/drawing/2016/5/12/chartex" xmlns:cx7="http://schemas.microsoft.com/office/drawing/2016/5/13/chartex" xmlns:cx8="http://schemas.microsoft.com/office/drawing/2016/5/14/chartex" xmlns:mc="http://schemas.openxmlformats.org/markup-compatibility/2006" xmlns:aink="http://schemas.microsoft.com/office/drawing/2016/ink" xmlns:am3d="http://schemas.microsoft.com/office/drawing/2017/model3d" xmlns:o="urn:schemas-microsoft-com:office:office" xmlns:oel="http://schemas.microsoft.com/office/2019/extlst" xmlns:r="http://schemas.openxmlformats.org/officeDocument/2006/relationships" xmlns:m="http://schemas.openxmlformats.org/officeDocument/2006/math" xmlns:v="urn:schemas-microsoft-com:vml" xmlns:wp14="http://schemas.microsoft.com/office/word/2010/wordprocessingDrawing" xmlns:wp="http://schemas.openxmlformats.org/drawingml/2006/wordprocessingDrawing" xmlns:w10="urn:schemas-microsoft-com:office:word" xmlns:w="http://schemas.openxmlformats.org/wordprocessingml/2006/main" xmlns:w14="http://schemas.microsoft.com/office/word/2010/wordml" xmlns:w15="http://schemas.microsoft.com/office/word/2012/wordml" xmlns:w16cex="http://schemas.microsoft.com/office/word/2018/wordml/cex" xmlns:w16cid="http://schemas.microsoft.com/office/word/2016/wordml/cid" xmlns:w16="http://schemas.microsoft.com/office/word/2018/wordml" xmlns:w16du="http://schemas.microsoft.com/office/word/2023/wordml/word16du" xmlns:w16sdtdh="http://schemas.microsoft.com/office/word/2020/wordml/sdtdatahash" xmlns:w16sdtfl="http://schemas.microsoft.com/office/word/2024/wordml/sdtformatlock" xmlns:w16se="http://schemas.microsoft.com/office/word/2015/wordml/symex" xmlns:wpg="http://schemas.microsoft.com/office/word/2010/wordprocessingGroup" xmlns:wpi="http://schemas.microsoft.com/office/word/2010/wordprocessingInk" xmlns:wne="http://schemas.microsoft.com/office/word/2006/wordml" xmlns:wps="http://schemas.microsoft.com/office/word/2010/wordprocessingShape" mc:Ignorable="w14 w15 w16se w16cid w16 w16cex w16sdtdh w16sdtfl w16du wp14">
   <w:p>
     <w:pPr>
       <w:pStyle w:val="Footer"/>
-      <w:rPr/>
     </w:pPr>
-    <w:r>
-      <w:rPr/>
-    </w:r>
   </w:p>
 </w:ftr>
 </file>
 
 <file path=word/footer2.xml><?xml version="1.0" encoding="utf-8"?>
-<w:ftr xmlns:o="urn:schemas-microsoft-com:office:office" xmlns:r="http://schemas.openxmlformats.org/officeDocument/2006/relationships" xmlns:v="urn:schemas-microsoft-com:vml" xmlns:w="http://schemas.openxmlformats.org/wordprocessingml/2006/main" xmlns:w10="urn:schemas-microsoft-com:office:word" xmlns:wp="http://schemas.openxmlformats.org/drawingml/2006/wordprocessingDrawing" xmlns:wps="http://schemas.microsoft.com/office/word/2010/wordprocessingShape" xmlns:wpg="http://schemas.microsoft.com/office/word/2010/wordprocessingGroup" xmlns:mc="http://schemas.openxmlformats.org/markup-compatibility/2006" xmlns:wp14="http://schemas.microsoft.com/office/word/2010/wordprocessingDrawing" xmlns:w14="http://schemas.microsoft.com/office/word/2010/wordml" xmlns:w15="http://schemas.microsoft.com/office/word/2012/wordml" mc:Ignorable="w14 wp14 w15">
+<w:ftr xmlns:wpc="http://schemas.microsoft.com/office/word/2010/wordprocessingCanvas" xmlns:cx="http://schemas.microsoft.com/office/drawing/2014/chartex" xmlns:cx1="http://schemas.microsoft.com/office/drawing/2015/9/8/chartex" xmlns:cx2="http://schemas.microsoft.com/office/drawing/2015/10/21/chartex" xmlns:cx3="http://schemas.microsoft.com/office/drawing/2016/5/9/chartex" xmlns:cx4="http://schemas.microsoft.com/office/drawing/2016/5/10/chartex" xmlns:cx5="http://schemas.microsoft.com/office/drawing/2016/5/11/chartex" xmlns:cx6="http://schemas.microsoft.com/office/drawing/2016/5/12/chartex" xmlns:cx7="http://schemas.microsoft.com/office/drawing/2016/5/13/chartex" xmlns:cx8="http://schemas.microsoft.com/office/drawing/2016/5/14/chartex" xmlns:mc="http://schemas.openxmlformats.org/markup-compatibility/2006" xmlns:aink="http://schemas.microsoft.com/office/drawing/2016/ink" xmlns:am3d="http://schemas.microsoft.com/office/drawing/2017/model3d" xmlns:o="urn:schemas-microsoft-com:office:office" xmlns:oel="http://schemas.microsoft.com/office/2019/extlst" xmlns:r="http://schemas.openxmlformats.org/officeDocument/2006/relationships" xmlns:m="http://schemas.openxmlformats.org/officeDocument/2006/math" xmlns:v="urn:schemas-microsoft-com:vml" xmlns:wp14="http://schemas.microsoft.com/office/word/2010/wordprocessingDrawing" xmlns:wp="http://schemas.openxmlformats.org/drawingml/2006/wordprocessingDrawing" xmlns:w10="urn:schemas-microsoft-com:office:word" xmlns:w="http://schemas.openxmlformats.org/wordprocessingml/2006/main" xmlns:w14="http://schemas.microsoft.com/office/word/2010/wordml" xmlns:w15="http://schemas.microsoft.com/office/word/2012/wordml" xmlns:w16cex="http://schemas.microsoft.com/office/word/2018/wordml/cex" xmlns:w16cid="http://schemas.microsoft.com/office/word/2016/wordml/cid" xmlns:w16="http://schemas.microsoft.com/office/word/2018/wordml" xmlns:w16du="http://schemas.microsoft.com/office/word/2023/wordml/word16du" xmlns:w16sdtdh="http://schemas.microsoft.com/office/word/2020/wordml/sdtdatahash" xmlns:w16sdtfl="http://schemas.microsoft.com/office/word/2024/wordml/sdtformatlock" xmlns:w16se="http://schemas.microsoft.com/office/word/2015/wordml/symex" xmlns:wpg="http://schemas.microsoft.com/office/word/2010/wordprocessingGroup" xmlns:wpi="http://schemas.microsoft.com/office/word/2010/wordprocessingInk" xmlns:wne="http://schemas.microsoft.com/office/word/2006/wordml" xmlns:wps="http://schemas.microsoft.com/office/word/2010/wordprocessingShape" mc:Ignorable="w14 w15 w16se w16cid w16 w16cex w16sdtdh w16sdtfl w16du wp14">
   <w:p>
     <w:pPr>
       <w:pStyle w:val="Footer"/>
-      <w:rPr/>
     </w:pPr>
     <w:r>
-      <w:rPr/>
-      <w:t>Written by Brian Bird, for CS210, Lane Community College, fall 2025</w:t>
+      <w:t>Written by Brian Bird, for CS212, Lane Community College, fall 2025</w:t>
     </w:r>
   </w:p>
 </w:ftr>
 </file>
 
 <file path=word/footer3.xml><?xml version="1.0" encoding="utf-8"?>
-<w:ftr xmlns:o="urn:schemas-microsoft-com:office:office" xmlns:r="http://schemas.openxmlformats.org/officeDocument/2006/relationships" xmlns:v="urn:schemas-microsoft-com:vml" xmlns:w="http://schemas.openxmlformats.org/wordprocessingml/2006/main" xmlns:w10="urn:schemas-microsoft-com:office:word" xmlns:wp="http://schemas.openxmlformats.org/drawingml/2006/wordprocessingDrawing" xmlns:wps="http://schemas.microsoft.com/office/word/2010/wordprocessingShape" xmlns:wpg="http://schemas.microsoft.com/office/word/2010/wordprocessingGroup" xmlns:mc="http://schemas.openxmlformats.org/markup-compatibility/2006" xmlns:wp14="http://schemas.microsoft.com/office/word/2010/wordprocessingDrawing" xmlns:w14="http://schemas.microsoft.com/office/word/2010/wordml" xmlns:w15="http://schemas.microsoft.com/office/word/2012/wordml" mc:Ignorable="w14 wp14 w15">
+<w:ftr xmlns:wpc="http://schemas.microsoft.com/office/word/2010/wordprocessingCanvas" xmlns:cx="http://schemas.microsoft.com/office/drawing/2014/chartex" xmlns:cx1="http://schemas.microsoft.com/office/drawing/2015/9/8/chartex" xmlns:cx2="http://schemas.microsoft.com/office/drawing/2015/10/21/chartex" xmlns:cx3="http://schemas.microsoft.com/office/drawing/2016/5/9/chartex" xmlns:cx4="http://schemas.microsoft.com/office/drawing/2016/5/10/chartex" xmlns:cx5="http://schemas.microsoft.com/office/drawing/2016/5/11/chartex" xmlns:cx6="http://schemas.microsoft.com/office/drawing/2016/5/12/chartex" xmlns:cx7="http://schemas.microsoft.com/office/drawing/2016/5/13/chartex" xmlns:cx8="http://schemas.microsoft.com/office/drawing/2016/5/14/chartex" xmlns:mc="http://schemas.openxmlformats.org/markup-compatibility/2006" xmlns:aink="http://schemas.microsoft.com/office/drawing/2016/ink" xmlns:am3d="http://schemas.microsoft.com/office/drawing/2017/model3d" xmlns:o="urn:schemas-microsoft-com:office:office" xmlns:oel="http://schemas.microsoft.com/office/2019/extlst" xmlns:r="http://schemas.openxmlformats.org/officeDocument/2006/relationships" xmlns:m="http://schemas.openxmlformats.org/officeDocument/2006/math" xmlns:v="urn:schemas-microsoft-com:vml" xmlns:wp14="http://schemas.microsoft.com/office/word/2010/wordprocessingDrawing" xmlns:wp="http://schemas.openxmlformats.org/drawingml/2006/wordprocessingDrawing" xmlns:w10="urn:schemas-microsoft-com:office:word" xmlns:w="http://schemas.openxmlformats.org/wordprocessingml/2006/main" xmlns:w14="http://schemas.microsoft.com/office/word/2010/wordml" xmlns:w15="http://schemas.microsoft.com/office/word/2012/wordml" xmlns:w16cex="http://schemas.microsoft.com/office/word/2018/wordml/cex" xmlns:w16cid="http://schemas.microsoft.com/office/word/2016/wordml/cid" xmlns:w16="http://schemas.microsoft.com/office/word/2018/wordml" xmlns:w16du="http://schemas.microsoft.com/office/word/2023/wordml/word16du" xmlns:w16sdtdh="http://schemas.microsoft.com/office/word/2020/wordml/sdtdatahash" xmlns:w16sdtfl="http://schemas.microsoft.com/office/word/2024/wordml/sdtformatlock" xmlns:w16se="http://schemas.microsoft.com/office/word/2015/wordml/symex" xmlns:wpg="http://schemas.microsoft.com/office/word/2010/wordprocessingGroup" xmlns:wpi="http://schemas.microsoft.com/office/word/2010/wordprocessingInk" xmlns:wne="http://schemas.microsoft.com/office/word/2006/wordml" xmlns:wps="http://schemas.microsoft.com/office/word/2010/wordprocessingShape" mc:Ignorable="w14 w15 w16se w16cid w16 w16cex w16sdtdh w16sdtfl w16du wp14">
   <w:p>
     <w:pPr>
       <w:pStyle w:val="Footer"/>
-      <w:rPr/>
     </w:pPr>
     <w:r>
-      <w:rPr/>
-      <w:t>Written by Brian Bird, for CS210, Lane Community College, fall 2025</w:t>
+      <w:t>Written by Brian Bird, for CS212, Lane Community College, fall 2025</w:t>
     </w:r>
   </w:p>
 </w:ftr>
 </file>
 
+<file path=word/footnotes.xml><?xml version="1.0" encoding="utf-8"?>
+<w:footnotes xmlns:wpc="http://schemas.microsoft.com/office/word/2010/wordprocessingCanvas" xmlns:cx="http://schemas.microsoft.com/office/drawing/2014/chartex" xmlns:cx1="http://schemas.microsoft.com/office/drawing/2015/9/8/chartex" xmlns:cx2="http://schemas.microsoft.com/office/drawing/2015/10/21/chartex" xmlns:cx3="http://schemas.microsoft.com/office/drawing/2016/5/9/chartex" xmlns:cx4="http://schemas.microsoft.com/office/drawing/2016/5/10/chartex" xmlns:cx5="http://schemas.microsoft.com/office/drawing/2016/5/11/chartex" xmlns:cx6="http://schemas.microsoft.com/office/drawing/2016/5/12/chartex" xmlns:cx7="http://schemas.microsoft.com/office/drawing/2016/5/13/chartex" xmlns:cx8="http://schemas.microsoft.com/office/drawing/2016/5/14/chartex" xmlns:mc="http://schemas.openxmlformats.org/markup-compatibility/2006" xmlns:aink="http://schemas.microsoft.com/office/drawing/2016/ink" xmlns:am3d="http://schemas.microsoft.com/office/drawing/2017/model3d" xmlns:o="urn:schemas-microsoft-com:office:office" xmlns:oel="http://schemas.microsoft.com/office/2019/extlst" xmlns:r="http://schemas.openxmlformats.org/officeDocument/2006/relationships" xmlns:m="http://schemas.openxmlformats.org/officeDocument/2006/math" xmlns:v="urn:schemas-microsoft-com:vml" xmlns:wp14="http://schemas.microsoft.com/office/word/2010/wordprocessingDrawing" xmlns:wp="http://schemas.openxmlformats.org/drawingml/2006/wordprocessingDrawing" xmlns:w10="urn:schemas-microsoft-com:office:word" xmlns:w="http://schemas.openxmlformats.org/wordprocessingml/2006/main" xmlns:w14="http://schemas.microsoft.com/office/word/2010/wordml" xmlns:w15="http://schemas.microsoft.com/office/word/2012/wordml" xmlns:w16cex="http://schemas.microsoft.com/office/word/2018/wordml/cex" xmlns:w16cid="http://schemas.microsoft.com/office/word/2016/wordml/cid" xmlns:w16="http://schemas.microsoft.com/office/word/2018/wordml" xmlns:w16du="http://schemas.microsoft.com/office/word/2023/wordml/word16du" xmlns:w16sdtdh="http://schemas.microsoft.com/office/word/2020/wordml/sdtdatahash" xmlns:w16sdtfl="http://schemas.microsoft.com/office/word/2024/wordml/sdtformatlock" xmlns:w16se="http://schemas.microsoft.com/office/word/2015/wordml/symex" xmlns:wpg="http://schemas.microsoft.com/office/word/2010/wordprocessingGroup" xmlns:wpi="http://schemas.microsoft.com/office/word/2010/wordprocessingInk" xmlns:wne="http://schemas.microsoft.com/office/word/2006/wordml" xmlns:wps="http://schemas.microsoft.com/office/word/2010/wordprocessingShape" mc:Ignorable="w14 w15 w16se w16cid w16 w16cex w16sdtdh w16sdtfl w16du wp14">
+  <w:footnote w:type="separator" w:id="-1">
+    <w:p>
+      <w:pPr>
+        <w:spacing w:after="0" w:line="240" w:lineRule="auto"/>
+      </w:pPr>
+      <w:r>
+        <w:separator/>
+      </w:r>
+    </w:p>
+  </w:footnote>
+  <w:footnote w:type="continuationSeparator" w:id="0">
+    <w:p>
+      <w:pPr>
+        <w:spacing w:after="0" w:line="240" w:lineRule="auto"/>
+      </w:pPr>
+      <w:r>
+        <w:continuationSeparator/>
+      </w:r>
+    </w:p>
+  </w:footnote>
+</w:footnotes>
+</file>
+
 <file path=word/header1.xml><?xml version="1.0" encoding="utf-8"?>
-<w:hdr xmlns:o="urn:schemas-microsoft-com:office:office" xmlns:r="http://schemas.openxmlformats.org/officeDocument/2006/relationships" xmlns:v="urn:schemas-microsoft-com:vml" xmlns:w="http://schemas.openxmlformats.org/wordprocessingml/2006/main" xmlns:w10="urn:schemas-microsoft-com:office:word" xmlns:wp="http://schemas.openxmlformats.org/drawingml/2006/wordprocessingDrawing" xmlns:wps="http://schemas.microsoft.com/office/word/2010/wordprocessingShape" xmlns:wpg="http://schemas.microsoft.com/office/word/2010/wordprocessingGroup" xmlns:mc="http://schemas.openxmlformats.org/markup-compatibility/2006" xmlns:wp14="http://schemas.microsoft.com/office/word/2010/wordprocessingDrawing" xmlns:w14="http://schemas.microsoft.com/office/word/2010/wordml" xmlns:w15="http://schemas.microsoft.com/office/word/2012/wordml" mc:Ignorable="w14 wp14 w15">
+<w:hdr xmlns:wpc="http://schemas.microsoft.com/office/word/2010/wordprocessingCanvas" xmlns:cx="http://schemas.microsoft.com/office/drawing/2014/chartex" xmlns:cx1="http://schemas.microsoft.com/office/drawing/2015/9/8/chartex" xmlns:cx2="http://schemas.microsoft.com/office/drawing/2015/10/21/chartex" xmlns:cx3="http://schemas.microsoft.com/office/drawing/2016/5/9/chartex" xmlns:cx4="http://schemas.microsoft.com/office/drawing/2016/5/10/chartex" xmlns:cx5="http://schemas.microsoft.com/office/drawing/2016/5/11/chartex" xmlns:cx6="http://schemas.microsoft.com/office/drawing/2016/5/12/chartex" xmlns:cx7="http://schemas.microsoft.com/office/drawing/2016/5/13/chartex" xmlns:cx8="http://schemas.microsoft.com/office/drawing/2016/5/14/chartex" xmlns:mc="http://schemas.openxmlformats.org/markup-compatibility/2006" xmlns:aink="http://schemas.microsoft.com/office/drawing/2016/ink" xmlns:am3d="http://schemas.microsoft.com/office/drawing/2017/model3d" xmlns:o="urn:schemas-microsoft-com:office:office" xmlns:oel="http://schemas.microsoft.com/office/2019/extlst" xmlns:r="http://schemas.openxmlformats.org/officeDocument/2006/relationships" xmlns:m="http://schemas.openxmlformats.org/officeDocument/2006/math" xmlns:v="urn:schemas-microsoft-com:vml" xmlns:wp14="http://schemas.microsoft.com/office/word/2010/wordprocessingDrawing" xmlns:wp="http://schemas.openxmlformats.org/drawingml/2006/wordprocessingDrawing" xmlns:w10="urn:schemas-microsoft-com:office:word" xmlns:w="http://schemas.openxmlformats.org/wordprocessingml/2006/main" xmlns:w14="http://schemas.microsoft.com/office/word/2010/wordml" xmlns:w15="http://schemas.microsoft.com/office/word/2012/wordml" xmlns:w16cex="http://schemas.microsoft.com/office/word/2018/wordml/cex" xmlns:w16cid="http://schemas.microsoft.com/office/word/2016/wordml/cid" xmlns:w16="http://schemas.microsoft.com/office/word/2018/wordml" xmlns:w16du="http://schemas.microsoft.com/office/word/2023/wordml/word16du" xmlns:w16sdtdh="http://schemas.microsoft.com/office/word/2020/wordml/sdtdatahash" xmlns:w16sdtfl="http://schemas.microsoft.com/office/word/2024/wordml/sdtformatlock" xmlns:w16se="http://schemas.microsoft.com/office/word/2015/wordml/symex" xmlns:wpg="http://schemas.microsoft.com/office/word/2010/wordprocessingGroup" xmlns:wpi="http://schemas.microsoft.com/office/word/2010/wordprocessingInk" xmlns:wne="http://schemas.microsoft.com/office/word/2006/wordml" xmlns:wps="http://schemas.microsoft.com/office/word/2010/wordprocessingShape" mc:Ignorable="w14 w15 w16se w16cid w16 w16cex w16sdtdh w16sdtfl w16du wp14">
   <w:p>
     <w:pPr>
       <w:pStyle w:val="Header"/>
-      <w:rPr/>
     </w:pPr>
-    <w:r>
-      <w:rPr/>
-    </w:r>
   </w:p>
 </w:hdr>
 </file>
 
 <file path=word/header2.xml><?xml version="1.0" encoding="utf-8"?>
-<w:hdr xmlns:o="urn:schemas-microsoft-com:office:office" xmlns:r="http://schemas.openxmlformats.org/officeDocument/2006/relationships" xmlns:v="urn:schemas-microsoft-com:vml" xmlns:w="http://schemas.openxmlformats.org/wordprocessingml/2006/main" xmlns:w10="urn:schemas-microsoft-com:office:word" xmlns:wp="http://schemas.openxmlformats.org/drawingml/2006/wordprocessingDrawing" xmlns:wps="http://schemas.microsoft.com/office/word/2010/wordprocessingShape" xmlns:wpg="http://schemas.microsoft.com/office/word/2010/wordprocessingGroup" xmlns:mc="http://schemas.openxmlformats.org/markup-compatibility/2006" xmlns:wp14="http://schemas.microsoft.com/office/word/2010/wordprocessingDrawing" xmlns:w14="http://schemas.microsoft.com/office/word/2010/wordml" xmlns:w15="http://schemas.microsoft.com/office/word/2012/wordml" mc:Ignorable="w14 wp14 w15">
+<w:hdr xmlns:wpc="http://schemas.microsoft.com/office/word/2010/wordprocessingCanvas" xmlns:cx="http://schemas.microsoft.com/office/drawing/2014/chartex" xmlns:cx1="http://schemas.microsoft.com/office/drawing/2015/9/8/chartex" xmlns:cx2="http://schemas.microsoft.com/office/drawing/2015/10/21/chartex" xmlns:cx3="http://schemas.microsoft.com/office/drawing/2016/5/9/chartex" xmlns:cx4="http://schemas.microsoft.com/office/drawing/2016/5/10/chartex" xmlns:cx5="http://schemas.microsoft.com/office/drawing/2016/5/11/chartex" xmlns:cx6="http://schemas.microsoft.com/office/drawing/2016/5/12/chartex" xmlns:cx7="http://schemas.microsoft.com/office/drawing/2016/5/13/chartex" xmlns:cx8="http://schemas.microsoft.com/office/drawing/2016/5/14/chartex" xmlns:mc="http://schemas.openxmlformats.org/markup-compatibility/2006" xmlns:aink="http://schemas.microsoft.com/office/drawing/2016/ink" xmlns:am3d="http://schemas.microsoft.com/office/drawing/2017/model3d" xmlns:o="urn:schemas-microsoft-com:office:office" xmlns:oel="http://schemas.microsoft.com/office/2019/extlst" xmlns:r="http://schemas.openxmlformats.org/officeDocument/2006/relationships" xmlns:m="http://schemas.openxmlformats.org/officeDocument/2006/math" xmlns:v="urn:schemas-microsoft-com:vml" xmlns:wp14="http://schemas.microsoft.com/office/word/2010/wordprocessingDrawing" xmlns:wp="http://schemas.openxmlformats.org/drawingml/2006/wordprocessingDrawing" xmlns:w10="urn:schemas-microsoft-com:office:word" xmlns:w="http://schemas.openxmlformats.org/wordprocessingml/2006/main" xmlns:w14="http://schemas.microsoft.com/office/word/2010/wordml" xmlns:w15="http://schemas.microsoft.com/office/word/2012/wordml" xmlns:w16cex="http://schemas.microsoft.com/office/word/2018/wordml/cex" xmlns:w16cid="http://schemas.microsoft.com/office/word/2016/wordml/cid" xmlns:w16="http://schemas.microsoft.com/office/word/2018/wordml" xmlns:w16du="http://schemas.microsoft.com/office/word/2023/wordml/word16du" xmlns:w16sdtdh="http://schemas.microsoft.com/office/word/2020/wordml/sdtdatahash" xmlns:w16sdtfl="http://schemas.microsoft.com/office/word/2024/wordml/sdtformatlock" xmlns:w16se="http://schemas.microsoft.com/office/word/2015/wordml/symex" xmlns:wpg="http://schemas.microsoft.com/office/word/2010/wordprocessingGroup" xmlns:wpi="http://schemas.microsoft.com/office/word/2010/wordprocessingInk" xmlns:wne="http://schemas.microsoft.com/office/word/2006/wordml" xmlns:wps="http://schemas.microsoft.com/office/word/2010/wordprocessingShape" mc:Ignorable="w14 w15 w16se w16cid w16 w16cex w16sdtdh w16sdtfl w16du wp14">
   <w:p>
     <w:pPr>
       <w:pStyle w:val="Header"/>
@@ -2357,17 +2004,13 @@
   <w:p>
     <w:pPr>
       <w:pStyle w:val="Header"/>
-      <w:rPr/>
     </w:pPr>
-    <w:r>
-      <w:rPr/>
-    </w:r>
   </w:p>
 </w:hdr>
 </file>
 
 <file path=word/header3.xml><?xml version="1.0" encoding="utf-8"?>
-<w:hdr xmlns:o="urn:schemas-microsoft-com:office:office" xmlns:r="http://schemas.openxmlformats.org/officeDocument/2006/relationships" xmlns:v="urn:schemas-microsoft-com:vml" xmlns:w="http://schemas.openxmlformats.org/wordprocessingml/2006/main" xmlns:w10="urn:schemas-microsoft-com:office:word" xmlns:wp="http://schemas.openxmlformats.org/drawingml/2006/wordprocessingDrawing" xmlns:wps="http://schemas.microsoft.com/office/word/2010/wordprocessingShape" xmlns:wpg="http://schemas.microsoft.com/office/word/2010/wordprocessingGroup" xmlns:mc="http://schemas.openxmlformats.org/markup-compatibility/2006" xmlns:wp14="http://schemas.microsoft.com/office/word/2010/wordprocessingDrawing" xmlns:w14="http://schemas.microsoft.com/office/word/2010/wordml" xmlns:w15="http://schemas.microsoft.com/office/word/2012/wordml" mc:Ignorable="w14 wp14 w15">
+<w:hdr xmlns:wpc="http://schemas.microsoft.com/office/word/2010/wordprocessingCanvas" xmlns:cx="http://schemas.microsoft.com/office/drawing/2014/chartex" xmlns:cx1="http://schemas.microsoft.com/office/drawing/2015/9/8/chartex" xmlns:cx2="http://schemas.microsoft.com/office/drawing/2015/10/21/chartex" xmlns:cx3="http://schemas.microsoft.com/office/drawing/2016/5/9/chartex" xmlns:cx4="http://schemas.microsoft.com/office/drawing/2016/5/10/chartex" xmlns:cx5="http://schemas.microsoft.com/office/drawing/2016/5/11/chartex" xmlns:cx6="http://schemas.microsoft.com/office/drawing/2016/5/12/chartex" xmlns:cx7="http://schemas.microsoft.com/office/drawing/2016/5/13/chartex" xmlns:cx8="http://schemas.microsoft.com/office/drawing/2016/5/14/chartex" xmlns:mc="http://schemas.openxmlformats.org/markup-compatibility/2006" xmlns:aink="http://schemas.microsoft.com/office/drawing/2016/ink" xmlns:am3d="http://schemas.microsoft.com/office/drawing/2017/model3d" xmlns:o="urn:schemas-microsoft-com:office:office" xmlns:oel="http://schemas.microsoft.com/office/2019/extlst" xmlns:r="http://schemas.openxmlformats.org/officeDocument/2006/relationships" xmlns:m="http://schemas.openxmlformats.org/officeDocument/2006/math" xmlns:v="urn:schemas-microsoft-com:vml" xmlns:wp14="http://schemas.microsoft.com/office/word/2010/wordprocessingDrawing" xmlns:wp="http://schemas.openxmlformats.org/drawingml/2006/wordprocessingDrawing" xmlns:w10="urn:schemas-microsoft-com:office:word" xmlns:w="http://schemas.openxmlformats.org/wordprocessingml/2006/main" xmlns:w14="http://schemas.microsoft.com/office/word/2010/wordml" xmlns:w15="http://schemas.microsoft.com/office/word/2012/wordml" xmlns:w16cex="http://schemas.microsoft.com/office/word/2018/wordml/cex" xmlns:w16cid="http://schemas.microsoft.com/office/word/2016/wordml/cid" xmlns:w16="http://schemas.microsoft.com/office/word/2018/wordml" xmlns:w16du="http://schemas.microsoft.com/office/word/2023/wordml/word16du" xmlns:w16sdtdh="http://schemas.microsoft.com/office/word/2020/wordml/sdtdatahash" xmlns:w16sdtfl="http://schemas.microsoft.com/office/word/2024/wordml/sdtformatlock" xmlns:w16se="http://schemas.microsoft.com/office/word/2015/wordml/symex" xmlns:wpg="http://schemas.microsoft.com/office/word/2010/wordprocessingGroup" xmlns:wpi="http://schemas.microsoft.com/office/word/2010/wordprocessingInk" xmlns:wne="http://schemas.microsoft.com/office/word/2006/wordml" xmlns:wps="http://schemas.microsoft.com/office/word/2010/wordprocessingShape" mc:Ignorable="w14 w15 w16se w16cid w16 w16cex w16sdtdh w16sdtfl w16du wp14">
   <w:p>
     <w:pPr>
       <w:pStyle w:val="Header"/>
@@ -2405,61 +2048,57 @@
   <w:p>
     <w:pPr>
       <w:pStyle w:val="Header"/>
-      <w:rPr/>
     </w:pPr>
-    <w:r>
-      <w:rPr/>
-    </w:r>
   </w:p>
 </w:hdr>
 </file>
 
 <file path=word/styles.xml><?xml version="1.0" encoding="utf-8"?>
-<w:styles xmlns:w="http://schemas.openxmlformats.org/wordprocessingml/2006/main" xmlns:w14="http://schemas.microsoft.com/office/word/2010/wordml" xmlns:mc="http://schemas.openxmlformats.org/markup-compatibility/2006" mc:Ignorable="w14">
+<w:styles xmlns:mc="http://schemas.openxmlformats.org/markup-compatibility/2006" xmlns:r="http://schemas.openxmlformats.org/officeDocument/2006/relationships" xmlns:w="http://schemas.openxmlformats.org/wordprocessingml/2006/main" xmlns:w14="http://schemas.microsoft.com/office/word/2010/wordml" xmlns:w15="http://schemas.microsoft.com/office/word/2012/wordml" xmlns:w16cex="http://schemas.microsoft.com/office/word/2018/wordml/cex" xmlns:w16cid="http://schemas.microsoft.com/office/word/2016/wordml/cid" xmlns:w16="http://schemas.microsoft.com/office/word/2018/wordml" xmlns:w16du="http://schemas.microsoft.com/office/word/2023/wordml/word16du" xmlns:w16sdtdh="http://schemas.microsoft.com/office/word/2020/wordml/sdtdatahash" xmlns:w16sdtfl="http://schemas.microsoft.com/office/word/2024/wordml/sdtformatlock" xmlns:w16se="http://schemas.microsoft.com/office/word/2015/wordml/symex" mc:Ignorable="w14 w15 w16se w16cid w16 w16cex w16sdtdh w16sdtfl w16du">
   <w:docDefaults>
     <w:rPrDefault>
       <w:rPr>
-        <w:rFonts w:ascii="Times New Roman" w:hAnsi="Times New Roman" w:eastAsia="Times New Roman" w:cs="Times New Roman"/>
+        <w:rFonts w:ascii="Times New Roman" w:eastAsia="Times New Roman" w:hAnsi="Times New Roman" w:cs="Times New Roman"/>
         <w:lang w:val="en-US" w:eastAsia="en-US" w:bidi="ar-SA"/>
       </w:rPr>
     </w:rPrDefault>
     <w:pPrDefault>
       <w:pPr>
-        <w:suppressAutoHyphens w:val="true"/>
+        <w:suppressAutoHyphens/>
       </w:pPr>
     </w:pPrDefault>
   </w:docDefaults>
   <w:latentStyles w:defLockedState="0" w:defUIPriority="99" w:defSemiHidden="0" w:defUnhideWhenUsed="0" w:defQFormat="0" w:count="376">
     <w:lsdException w:name="Normal" w:uiPriority="0" w:qFormat="1"/>
     <w:lsdException w:name="heading 1" w:uiPriority="9" w:qFormat="1"/>
-    <w:lsdException w:name="heading 2" w:uiPriority="9" w:semiHidden="1" w:unhideWhenUsed="1" w:qFormat="1"/>
-    <w:lsdException w:name="heading 3" w:uiPriority="9" w:semiHidden="1" w:unhideWhenUsed="1" w:qFormat="1"/>
-    <w:lsdException w:name="heading 4" w:uiPriority="9" w:semiHidden="1" w:unhideWhenUsed="1" w:qFormat="1"/>
-    <w:lsdException w:name="heading 5" w:uiPriority="9" w:semiHidden="1" w:unhideWhenUsed="1" w:qFormat="1"/>
-    <w:lsdException w:name="heading 6" w:uiPriority="9" w:semiHidden="1" w:unhideWhenUsed="1" w:qFormat="1"/>
-    <w:lsdException w:name="heading 7" w:uiPriority="9" w:semiHidden="1" w:unhideWhenUsed="1" w:qFormat="1"/>
-    <w:lsdException w:name="heading 8" w:uiPriority="9" w:semiHidden="1" w:unhideWhenUsed="1" w:qFormat="1"/>
-    <w:lsdException w:name="heading 9" w:uiPriority="9" w:semiHidden="1" w:unhideWhenUsed="1" w:qFormat="1"/>
+    <w:lsdException w:name="heading 2" w:semiHidden="1" w:uiPriority="9" w:unhideWhenUsed="1" w:qFormat="1"/>
+    <w:lsdException w:name="heading 3" w:semiHidden="1" w:uiPriority="9" w:unhideWhenUsed="1" w:qFormat="1"/>
+    <w:lsdException w:name="heading 4" w:semiHidden="1" w:uiPriority="9" w:unhideWhenUsed="1" w:qFormat="1"/>
+    <w:lsdException w:name="heading 5" w:semiHidden="1" w:uiPriority="9" w:unhideWhenUsed="1" w:qFormat="1"/>
+    <w:lsdException w:name="heading 6" w:semiHidden="1" w:uiPriority="9" w:unhideWhenUsed="1" w:qFormat="1"/>
+    <w:lsdException w:name="heading 7" w:semiHidden="1" w:uiPriority="9" w:unhideWhenUsed="1" w:qFormat="1"/>
+    <w:lsdException w:name="heading 8" w:semiHidden="1" w:uiPriority="9" w:unhideWhenUsed="1" w:qFormat="1"/>
+    <w:lsdException w:name="heading 9" w:semiHidden="1" w:uiPriority="9" w:unhideWhenUsed="1" w:qFormat="1"/>
     <w:lsdException w:name="index 1" w:semiHidden="1" w:unhideWhenUsed="1"/>
     <w:lsdException w:name="index 7" w:semiHidden="1" w:unhideWhenUsed="1"/>
     <w:lsdException w:name="index 8" w:semiHidden="1" w:unhideWhenUsed="1"/>
     <w:lsdException w:name="index 9" w:semiHidden="1" w:unhideWhenUsed="1"/>
-    <w:lsdException w:name="toc 1" w:uiPriority="39" w:semiHidden="1" w:unhideWhenUsed="1"/>
-    <w:lsdException w:name="toc 2" w:uiPriority="39" w:semiHidden="1" w:unhideWhenUsed="1"/>
-    <w:lsdException w:name="toc 3" w:uiPriority="39" w:semiHidden="1" w:unhideWhenUsed="1"/>
-    <w:lsdException w:name="toc 4" w:uiPriority="39" w:semiHidden="1" w:unhideWhenUsed="1"/>
-    <w:lsdException w:name="toc 5" w:uiPriority="39" w:semiHidden="1" w:unhideWhenUsed="1"/>
-    <w:lsdException w:name="toc 6" w:uiPriority="39" w:semiHidden="1" w:unhideWhenUsed="1"/>
-    <w:lsdException w:name="toc 7" w:uiPriority="39" w:semiHidden="1" w:unhideWhenUsed="1"/>
-    <w:lsdException w:name="toc 8" w:uiPriority="39" w:semiHidden="1" w:unhideWhenUsed="1"/>
-    <w:lsdException w:name="toc 9" w:uiPriority="39" w:semiHidden="1" w:unhideWhenUsed="1"/>
+    <w:lsdException w:name="toc 1" w:semiHidden="1" w:uiPriority="39" w:unhideWhenUsed="1"/>
+    <w:lsdException w:name="toc 2" w:semiHidden="1" w:uiPriority="39" w:unhideWhenUsed="1"/>
+    <w:lsdException w:name="toc 3" w:semiHidden="1" w:uiPriority="39" w:unhideWhenUsed="1"/>
+    <w:lsdException w:name="toc 4" w:semiHidden="1" w:uiPriority="39" w:unhideWhenUsed="1"/>
+    <w:lsdException w:name="toc 5" w:semiHidden="1" w:uiPriority="39" w:unhideWhenUsed="1"/>
+    <w:lsdException w:name="toc 6" w:semiHidden="1" w:uiPriority="39" w:unhideWhenUsed="1"/>
+    <w:lsdException w:name="toc 7" w:semiHidden="1" w:uiPriority="39" w:unhideWhenUsed="1"/>
+    <w:lsdException w:name="toc 8" w:semiHidden="1" w:uiPriority="39" w:unhideWhenUsed="1"/>
+    <w:lsdException w:name="toc 9" w:semiHidden="1" w:uiPriority="39" w:unhideWhenUsed="1"/>
     <w:lsdException w:name="Normal Indent" w:semiHidden="1" w:unhideWhenUsed="1"/>
     <w:lsdException w:name="footnote text" w:semiHidden="1" w:unhideWhenUsed="1"/>
     <w:lsdException w:name="annotation text" w:semiHidden="1" w:unhideWhenUsed="1"/>
     <w:lsdException w:name="header" w:semiHidden="1" w:unhideWhenUsed="1"/>
     <w:lsdException w:name="footer" w:semiHidden="1" w:unhideWhenUsed="1"/>
     <w:lsdException w:name="index heading" w:semiHidden="1" w:unhideWhenUsed="1"/>
-    <w:lsdException w:name="caption" w:uiPriority="35" w:semiHidden="1" w:unhideWhenUsed="1" w:qFormat="1"/>
+    <w:lsdException w:name="caption" w:semiHidden="1" w:uiPriority="35" w:unhideWhenUsed="1" w:qFormat="1"/>
     <w:lsdException w:name="table of figures" w:semiHidden="1" w:unhideWhenUsed="1"/>
     <w:lsdException w:name="envelope address" w:semiHidden="1" w:unhideWhenUsed="1"/>
     <w:lsdException w:name="envelope return" w:semiHidden="1" w:unhideWhenUsed="1"/>
@@ -2488,7 +2127,7 @@
     <w:lsdException w:name="Title" w:uiPriority="10" w:qFormat="1"/>
     <w:lsdException w:name="Closing" w:semiHidden="1" w:unhideWhenUsed="1"/>
     <w:lsdException w:name="Signature" w:semiHidden="1" w:unhideWhenUsed="1"/>
-    <w:lsdException w:name="Default Paragraph Font" w:uiPriority="1" w:semiHidden="1" w:unhideWhenUsed="1"/>
+    <w:lsdException w:name="Default Paragraph Font" w:semiHidden="1" w:uiPriority="1" w:unhideWhenUsed="1"/>
     <w:lsdException w:name="Body Text" w:semiHidden="1" w:unhideWhenUsed="1"/>
     <w:lsdException w:name="Body Text Indent" w:semiHidden="1" w:unhideWhenUsed="1"/>
     <w:lsdException w:name="List Continue" w:semiHidden="1" w:unhideWhenUsed="1"/>
@@ -2575,7 +2214,7 @@
     <w:lsdException w:name="Balloon Text" w:semiHidden="1" w:unhideWhenUsed="1"/>
     <w:lsdException w:name="Table Grid" w:uiPriority="59"/>
     <w:lsdException w:name="Table Theme" w:semiHidden="1" w:unhideWhenUsed="1"/>
-    <w:lsdException w:name="Placeholder Text" w:uiPriority="67" w:semiHidden="1"/>
+    <w:lsdException w:name="Placeholder Text" w:semiHidden="1" w:uiPriority="67"/>
     <w:lsdException w:name="No Spacing" w:uiPriority="68"/>
     <w:lsdException w:name="Light Shading" w:uiPriority="69"/>
     <w:lsdException w:name="Light List" w:uiPriority="70"/>
@@ -2597,7 +2236,7 @@
     <w:lsdException w:name="Medium Shading 1 Accent 1" w:uiPriority="68"/>
     <w:lsdException w:name="Medium Shading 2 Accent 1" w:uiPriority="69"/>
     <w:lsdException w:name="Medium List 1 Accent 1" w:uiPriority="70"/>
-    <w:lsdException w:name="Revision" w:uiPriority="71" w:semiHidden="1"/>
+    <w:lsdException w:name="Revision" w:semiHidden="1" w:uiPriority="71"/>
     <w:lsdException w:name="List Paragraph" w:uiPriority="72"/>
     <w:lsdException w:name="Quote" w:uiPriority="73"/>
     <w:lsdException w:name="Intense Quote" w:uiPriority="60"/>
@@ -2684,8 +2323,8 @@
     <w:lsdException w:name="Subtle Reference" w:uiPriority="45"/>
     <w:lsdException w:name="Intense Reference" w:uiPriority="40"/>
     <w:lsdException w:name="Book Title" w:uiPriority="46"/>
-    <w:lsdException w:name="Bibliography" w:uiPriority="47" w:semiHidden="1" w:unhideWhenUsed="1"/>
-    <w:lsdException w:name="TOC Heading" w:uiPriority="48" w:semiHidden="1" w:unhideWhenUsed="1"/>
+    <w:lsdException w:name="Bibliography" w:semiHidden="1" w:uiPriority="47" w:unhideWhenUsed="1"/>
+    <w:lsdException w:name="TOC Heading" w:semiHidden="1" w:uiPriority="48" w:unhideWhenUsed="1"/>
     <w:lsdException w:name="Grid Table 4" w:uiPriority="49"/>
     <w:lsdException w:name="Grid Table 5 Dark" w:uiPriority="50"/>
     <w:lsdException w:name="Grid Table 6 Colorful" w:uiPriority="51"/>
@@ -2785,46 +2424,58 @@
     <w:lsdException w:name="Smart Hyperlink" w:semiHidden="1" w:unhideWhenUsed="1"/>
     <w:lsdException w:name="Smart Link" w:semiHidden="1" w:unhideWhenUsed="1"/>
   </w:latentStyles>
-  <w:style w:type="paragraph" w:styleId="Normal" w:default="1">
+  <w:style w:type="paragraph" w:default="1" w:styleId="Normal">
     <w:name w:val="Normal"/>
     <w:qFormat/>
-    <w:rsid w:val="003f1a92"/>
+    <w:rsid w:val="003F1A92"/>
     <w:pPr>
-      <w:widowControl/>
-      <w:suppressAutoHyphens w:val="true"/>
-      <w:bidi w:val="0"/>
-      <w:spacing w:lineRule="auto" w:line="276" w:before="0" w:after="200"/>
-      <w:jc w:val="left"/>
+      <w:spacing w:after="200" w:line="276" w:lineRule="auto"/>
     </w:pPr>
     <w:rPr>
-      <w:rFonts w:ascii="Calibri" w:hAnsi="Calibri" w:cs="Calibri" w:eastAsia="Times New Roman"/>
-      <w:color w:val="auto"/>
-      <w:kern w:val="0"/>
+      <w:rFonts w:ascii="Calibri" w:hAnsi="Calibri" w:cs="Calibri"/>
       <w:sz w:val="22"/>
       <w:szCs w:val="22"/>
-      <w:lang w:eastAsia="ar-SA" w:val="en-US" w:bidi="ar-SA"/>
+      <w:lang w:eastAsia="ar-SA"/>
     </w:rPr>
   </w:style>
-  <w:style w:type="character" w:styleId="DefaultParagraphFont" w:default="1">
+  <w:style w:type="character" w:default="1" w:styleId="DefaultParagraphFont">
     <w:name w:val="Default Paragraph Font"/>
     <w:uiPriority w:val="1"/>
     <w:semiHidden/>
     <w:unhideWhenUsed/>
-    <w:qFormat/>
-    <w:rPr/>
   </w:style>
-  <w:style w:type="character" w:styleId="Absatz-Standardschriftart" w:customStyle="1">
+  <w:style w:type="table" w:default="1" w:styleId="TableNormal">
+    <w:name w:val="Normal Table"/>
+    <w:uiPriority w:val="99"/>
+    <w:semiHidden/>
+    <w:unhideWhenUsed/>
+    <w:tblPr>
+      <w:tblInd w:w="0" w:type="dxa"/>
+      <w:tblCellMar>
+        <w:top w:w="0" w:type="dxa"/>
+        <w:left w:w="108" w:type="dxa"/>
+        <w:bottom w:w="0" w:type="dxa"/>
+        <w:right w:w="108" w:type="dxa"/>
+      </w:tblCellMar>
+    </w:tblPr>
+  </w:style>
+  <w:style w:type="numbering" w:default="1" w:styleId="NoList">
+    <w:name w:val="No List"/>
+    <w:uiPriority w:val="99"/>
+    <w:semiHidden/>
+    <w:unhideWhenUsed/>
+  </w:style>
+  <w:style w:type="character" w:customStyle="1" w:styleId="Absatz-Standardschriftart">
     <w:name w:val="Absatz-Standardschriftart"/>
     <w:qFormat/>
-    <w:rPr/>
   </w:style>
-  <w:style w:type="character" w:styleId="WW-Absatz-Standardschriftart" w:customStyle="1">
+  <w:style w:type="character" w:customStyle="1" w:styleId="WW-Absatz-Standardschriftart">
     <w:name w:val="WW-Absatz-Standardschriftart"/>
     <w:qFormat/>
-    <w:rPr/>
   </w:style>
-  <w:style w:type="character" w:styleId="BodyTextChar" w:customStyle="1">
+  <w:style w:type="character" w:customStyle="1" w:styleId="BodyTextChar">
     <w:name w:val="Body Text Char"/>
+    <w:link w:val="BodyText"/>
     <w:uiPriority w:val="99"/>
     <w:semiHidden/>
     <w:qFormat/>
@@ -2836,13 +2487,13 @@
       <w:lang w:val="x-none" w:eastAsia="ar-SA" w:bidi="ar-SA"/>
     </w:rPr>
   </w:style>
-  <w:style w:type="character" w:styleId="HeaderChar" w:customStyle="1">
+  <w:style w:type="character" w:customStyle="1" w:styleId="HeaderChar">
     <w:name w:val="Header Char"/>
     <w:basedOn w:val="DefaultParagraphFont"/>
     <w:link w:val="Header"/>
     <w:uiPriority w:val="99"/>
     <w:qFormat/>
-    <w:rsid w:val="006752cf"/>
+    <w:rsid w:val="006752CF"/>
     <w:rPr>
       <w:rFonts w:ascii="Calibri" w:hAnsi="Calibri" w:cs="Calibri"/>
       <w:sz w:val="22"/>
@@ -2850,13 +2501,13 @@
       <w:lang w:eastAsia="ar-SA"/>
     </w:rPr>
   </w:style>
-  <w:style w:type="character" w:styleId="FooterChar" w:customStyle="1">
+  <w:style w:type="character" w:customStyle="1" w:styleId="FooterChar">
     <w:name w:val="Footer Char"/>
     <w:basedOn w:val="DefaultParagraphFont"/>
     <w:link w:val="Footer"/>
     <w:uiPriority w:val="99"/>
     <w:qFormat/>
-    <w:rsid w:val="006752cf"/>
+    <w:rsid w:val="006752CF"/>
     <w:rPr>
       <w:rFonts w:ascii="Calibri" w:hAnsi="Calibri" w:cs="Calibri"/>
       <w:sz w:val="22"/>
@@ -2870,21 +2521,21 @@
     <w:uiPriority w:val="99"/>
     <w:rsid w:val="00807247"/>
     <w:rPr>
-      <w:color w:themeColor="hyperlink" w:val="0000FF"/>
+      <w:color w:val="0000FF" w:themeColor="hyperlink"/>
       <w:u w:val="single"/>
     </w:rPr>
   </w:style>
-  <w:style w:type="paragraph" w:styleId="Heading" w:customStyle="1">
+  <w:style w:type="paragraph" w:customStyle="1" w:styleId="Heading">
     <w:name w:val="Heading"/>
     <w:basedOn w:val="Normal"/>
     <w:next w:val="BodyText"/>
     <w:qFormat/>
     <w:pPr>
-      <w:keepNext w:val="true"/>
+      <w:keepNext/>
       <w:spacing w:before="240" w:after="120"/>
     </w:pPr>
     <w:rPr>
-      <w:rFonts w:ascii="Arial" w:hAnsi="Arial" w:eastAsia="Arial Unicode MS" w:cs="Arial Unicode MS"/>
+      <w:rFonts w:ascii="Arial" w:eastAsia="Arial Unicode MS" w:hAnsi="Arial" w:cs="Arial Unicode MS"/>
       <w:sz w:val="28"/>
       <w:szCs w:val="28"/>
     </w:rPr>
@@ -2895,7 +2546,7 @@
     <w:link w:val="BodyTextChar"/>
     <w:uiPriority w:val="99"/>
     <w:pPr>
-      <w:spacing w:before="0" w:after="120"/>
+      <w:spacing w:after="120"/>
     </w:pPr>
     <w:rPr>
       <w:lang w:val="x-none"/>
@@ -2905,11 +2556,9 @@
     <w:name w:val="List"/>
     <w:basedOn w:val="BodyText"/>
     <w:uiPriority w:val="99"/>
-    <w:pPr/>
-    <w:rPr/>
   </w:style>
   <w:style w:type="paragraph" w:styleId="Caption">
-    <w:name w:val="Caption"/>
+    <w:name w:val="caption"/>
     <w:basedOn w:val="Normal"/>
     <w:uiPriority w:val="35"/>
     <w:qFormat/>
@@ -2924,25 +2573,23 @@
       <w:szCs w:val="24"/>
     </w:rPr>
   </w:style>
-  <w:style w:type="paragraph" w:styleId="Index" w:customStyle="1">
+  <w:style w:type="paragraph" w:customStyle="1" w:styleId="Index">
     <w:name w:val="Index"/>
     <w:basedOn w:val="Normal"/>
     <w:qFormat/>
     <w:pPr>
       <w:suppressLineNumbers/>
     </w:pPr>
-    <w:rPr/>
   </w:style>
-  <w:style w:type="paragraph" w:styleId="TableContents" w:customStyle="1">
+  <w:style w:type="paragraph" w:customStyle="1" w:styleId="TableContents">
     <w:name w:val="Table Contents"/>
     <w:basedOn w:val="Normal"/>
     <w:qFormat/>
     <w:pPr>
       <w:suppressLineNumbers/>
     </w:pPr>
-    <w:rPr/>
   </w:style>
-  <w:style w:type="paragraph" w:styleId="TableHeading" w:customStyle="1">
+  <w:style w:type="paragraph" w:customStyle="1" w:styleId="TableHeading">
     <w:name w:val="Table Heading"/>
     <w:basedOn w:val="TableContents"/>
     <w:qFormat/>
@@ -2954,120 +2601,91 @@
       <w:bCs/>
     </w:rPr>
   </w:style>
-  <w:style w:type="paragraph" w:styleId="HeaderandFooter">
+  <w:style w:type="paragraph" w:customStyle="1" w:styleId="HeaderandFooter">
     <w:name w:val="Header and Footer"/>
     <w:basedOn w:val="Normal"/>
     <w:qFormat/>
-    <w:pPr/>
-    <w:rPr/>
   </w:style>
   <w:style w:type="paragraph" w:styleId="Header">
-    <w:name w:val="Header"/>
+    <w:name w:val="header"/>
     <w:basedOn w:val="Normal"/>
     <w:link w:val="HeaderChar"/>
     <w:uiPriority w:val="99"/>
     <w:unhideWhenUsed/>
-    <w:rsid w:val="006752cf"/>
+    <w:rsid w:val="006752CF"/>
     <w:pPr>
       <w:tabs>
-        <w:tab w:val="clear" w:pos="720"/>
-        <w:tab w:val="center" w:pos="4680" w:leader="none"/>
-        <w:tab w:val="right" w:pos="9360" w:leader="none"/>
+        <w:tab w:val="center" w:pos="4680"/>
+        <w:tab w:val="right" w:pos="9360"/>
       </w:tabs>
-      <w:spacing w:lineRule="auto" w:line="240" w:before="0" w:after="0"/>
+      <w:spacing w:after="0" w:line="240" w:lineRule="auto"/>
     </w:pPr>
-    <w:rPr/>
   </w:style>
   <w:style w:type="paragraph" w:styleId="Footer">
-    <w:name w:val="Footer"/>
+    <w:name w:val="footer"/>
     <w:basedOn w:val="Normal"/>
     <w:link w:val="FooterChar"/>
     <w:uiPriority w:val="99"/>
     <w:unhideWhenUsed/>
-    <w:rsid w:val="006752cf"/>
+    <w:rsid w:val="006752CF"/>
     <w:pPr>
       <w:tabs>
-        <w:tab w:val="clear" w:pos="720"/>
-        <w:tab w:val="center" w:pos="4680" w:leader="none"/>
-        <w:tab w:val="right" w:pos="9360" w:leader="none"/>
+        <w:tab w:val="center" w:pos="4680"/>
+        <w:tab w:val="right" w:pos="9360"/>
       </w:tabs>
-      <w:spacing w:lineRule="auto" w:line="240" w:before="0" w:after="0"/>
+      <w:spacing w:after="0" w:line="240" w:lineRule="auto"/>
     </w:pPr>
-    <w:rPr/>
   </w:style>
   <w:style w:type="paragraph" w:styleId="ListParagraph">
     <w:name w:val="List Paragraph"/>
     <w:basedOn w:val="Normal"/>
     <w:uiPriority w:val="72"/>
     <w:qFormat/>
-    <w:rsid w:val="00ef4d81"/>
+    <w:rsid w:val="00EF4D81"/>
     <w:pPr>
-      <w:spacing w:before="0" w:after="200"/>
       <w:ind w:left="720"/>
       <w:contextualSpacing/>
     </w:pPr>
-    <w:rPr/>
-  </w:style>
-  <w:style w:type="numbering" w:styleId="NoList" w:default="1">
-    <w:name w:val="No List"/>
-    <w:uiPriority w:val="99"/>
-    <w:semiHidden/>
-    <w:unhideWhenUsed/>
-    <w:qFormat/>
-  </w:style>
-  <w:style w:type="table" w:default="1" w:styleId="TableNormal">
-    <w:name w:val="Normal Table"/>
-    <w:uiPriority w:val="99"/>
-    <w:semiHidden/>
-    <w:unhideWhenUsed/>
-    <w:tblPr>
-      <w:tblCellMar>
-        <w:top w:w="0" w:type="dxa"/>
-        <w:left w:w="108" w:type="dxa"/>
-        <w:bottom w:w="0" w:type="dxa"/>
-        <w:right w:w="108" w:type="dxa"/>
-      </w:tblCellMar>
-    </w:tblPr>
   </w:style>
 </w:styles>
 </file>
 
 <file path=word/theme/theme1.xml><?xml version="1.0" encoding="utf-8"?>
-<a:theme xmlns:a="http://schemas.openxmlformats.org/drawingml/2006/main" xmlns:r="http://schemas.openxmlformats.org/officeDocument/2006/relationships" name="Office Theme">
+<a:theme xmlns:a="http://schemas.openxmlformats.org/drawingml/2006/main" name="Office Theme">
   <a:themeElements>
     <a:clrScheme name="Office">
       <a:dk1>
         <a:srgbClr val="000000"/>
       </a:dk1>
       <a:lt1>
-        <a:srgbClr val="ffffff"/>
+        <a:srgbClr val="FFFFFF"/>
       </a:lt1>
       <a:dk2>
-        <a:srgbClr val="1f497d"/>
+        <a:srgbClr val="1F497D"/>
       </a:dk2>
       <a:lt2>
-        <a:srgbClr val="eeece1"/>
+        <a:srgbClr val="EEECE1"/>
       </a:lt2>
       <a:accent1>
-        <a:srgbClr val="4f81bd"/>
+        <a:srgbClr val="4F81BD"/>
       </a:accent1>
       <a:accent2>
-        <a:srgbClr val="c0504d"/>
+        <a:srgbClr val="C0504D"/>
       </a:accent2>
       <a:accent3>
-        <a:srgbClr val="9bbb59"/>
+        <a:srgbClr val="9BBB59"/>
       </a:accent3>
       <a:accent4>
-        <a:srgbClr val="8064a2"/>
+        <a:srgbClr val="8064A2"/>
       </a:accent4>
       <a:accent5>
-        <a:srgbClr val="4bacc6"/>
+        <a:srgbClr val="4BACC6"/>
       </a:accent5>
       <a:accent6>
-        <a:srgbClr val="f79646"/>
+        <a:srgbClr val="F79646"/>
       </a:accent6>
       <a:hlink>
-        <a:srgbClr val="0000ff"/>
+        <a:srgbClr val="0000FF"/>
       </a:hlink>
       <a:folHlink>
         <a:srgbClr val="800080"/>
@@ -3075,12 +2693,12 @@
     </a:clrScheme>
     <a:fontScheme name="Office">
       <a:majorFont>
-        <a:latin typeface="Calibri" pitchFamily="0" charset="1"/>
+        <a:latin typeface="Calibri"/>
         <a:ea typeface=""/>
         <a:cs typeface=""/>
       </a:majorFont>
       <a:minorFont>
-        <a:latin typeface="Cambria" pitchFamily="0" charset="1"/>
+        <a:latin typeface="Cambria"/>
         <a:ea typeface=""/>
         <a:cs typeface=""/>
       </a:minorFont>
@@ -3109,7 +2727,7 @@
             </a:gs>
           </a:gsLst>
           <a:lin ang="16200000" scaled="1"/>
-          <a:tileRect l="0" t="0" r="0" b="0"/>
+          <a:tileRect/>
         </a:gradFill>
         <a:gradFill>
           <a:gsLst>
@@ -3127,7 +2745,7 @@
             </a:gs>
           </a:gsLst>
           <a:lin ang="16200000" scaled="0"/>
-          <a:tileRect l="0" t="0" r="0" b="0"/>
+          <a:tileRect/>
         </a:gradFill>
       </a:fillStyleLst>
       <a:lnStyleLst>
@@ -3178,7 +2796,7 @@
           <a:path path="circle">
             <a:fillToRect l="50000" t="-80000" r="50000" b="180000"/>
           </a:path>
-          <a:tileRect l="0" t="0" r="0" b="0"/>
+          <a:tileRect/>
         </a:gradFill>
         <a:gradFill>
           <a:gsLst>
@@ -3196,10 +2814,12 @@
           <a:path path="circle">
             <a:fillToRect l="50000" t="50000" r="50000" b="50000"/>
           </a:path>
-          <a:tileRect l="0" t="0" r="0" b="0"/>
+          <a:tileRect/>
         </a:gradFill>
       </a:bgFillStyleLst>
     </a:fmtScheme>
   </a:themeElements>
+  <a:objectDefaults/>
+  <a:extraClrSchemeLst/>
 </a:theme>
 </file>